--- a/docs/procedimento-gravacao-firmware.docx
+++ b/docs/procedimento-gravacao-firmware.docx
@@ -365,7 +365,7 @@
           <w:sz w:val="21"/>
           <w:szCs w:val="21"/>
         </w:rPr>
-        <w:t xml:space="preserve">Este procedimento estabelece a sequência de atividades para a compilação e gravação (upload) do firmware do microcontrolador ESP32 do sistema inclinômetro/azimutímetro desenvolvido para a Avibras Aeroco, por meio da ferramenta PlatformIO. O objetivo é garantir que a gravação seja realizada de forma padronizada, reprodutível e verificável, independentemente de quem a execute.</w:t>
+        <w:t xml:space="preserve">Este procedimento estabelece a sequência de atividades para a gravação (upload) do firmware do microcontrolador ESP32 do sistema inclinômetro/azimutímetro desenvolvido para a Avibras Aeroco. O objetivo é garantir que a gravação seja realizada de forma padronizada, reprodutível e verificável, independentemente de quem a execute.</w:t>
       </w:r>
     </w:p>
     <w:p>
@@ -379,7 +379,21 @@
           <w:sz w:val="21"/>
           <w:szCs w:val="21"/>
         </w:rPr>
-        <w:t xml:space="preserve">Não são abrangidos por este procedimento a instalação dos softwares de supervisão ("Procedimento de Instalação dos Softwares de Supervisão") nem o teste funcional do conjunto já gravado ("Procedimento de Teste Funcional em Bancada").</w:t>
+        <w:t xml:space="preserve">IMPORTANTE: a gravação em campo/fábrica é sempre realizada em computador com Windows (10 ou 11) e sem conexão à internet, a partir dos arquivos binários já compilados (firmware.bin, bootloader.bin e partitions.bin) e da ferramenta esptool, gravados em mídia (DVD/CD) e arquivados no repositório físico da fábrica — não é feita compilação do firmware no local da gravação. A compilação (que exige o PlatformIO e internet) é uma etapa separada, descrita na seção 4.1, realizada à parte por quem mantém o firmware.</w:t>
+      </w:r>
+    </w:p>
+    <w:p>
+      <w:pPr>
+        <w:spacing w:after="160" w:before="0" w:line="264" w:lineRule="auto"/>
+        <w:jc w:val="both"/>
+      </w:pPr>
+      <w:r>
+        <w:rPr>
+          <w:rFonts w:ascii="Arial" w:cs="Arial" w:eastAsia="Arial" w:hAnsi="Arial"/>
+          <w:sz w:val="21"/>
+          <w:szCs w:val="21"/>
+        </w:rPr>
+        <w:t xml:space="preserve">Não são abrangidos por este procedimento a instalação dos softwares de supervisão ("Procedimento de Instalação do Software Desktop (Python)" e "Procedimento de Instalação do Aplicativo Android") nem o teste funcional do conjunto já gravado ("Procedimento de Teste Funcional em Bancada").</w:t>
       </w:r>
     </w:p>
     <w:p>
@@ -654,7 +668,7 @@
                 <w:sz w:val="21"/>
                 <w:szCs w:val="21"/>
               </w:rPr>
-              <w:t xml:space="preserve">Placa ESP32 DevKit clássico (módulo WROOM-32), com chip conversor USB-serial CH9102X</w:t>
+              <w:t xml:space="preserve">Computador com Windows 10 ou 11 (64 bits) — sem necessidade de acesso à internet</w:t>
             </w:r>
           </w:p>
         </w:tc>
@@ -800,7 +814,7 @@
                 <w:sz w:val="21"/>
                 <w:szCs w:val="21"/>
               </w:rPr>
-              <w:t xml:space="preserve">Sensor inercial MPU6050 (GY-521), conectado conforme docs/pinout.md</w:t>
+              <w:t xml:space="preserve">Placa ESP32 DevKit clássico (módulo WROOM-32), com chip conversor USB-serial CH9102X</w:t>
             </w:r>
           </w:p>
         </w:tc>
@@ -946,7 +960,7 @@
                 <w:sz w:val="21"/>
                 <w:szCs w:val="21"/>
               </w:rPr>
-              <w:t xml:space="preserve">Cabo USB apropriado para gravação e alimentação da placa</w:t>
+              <w:t xml:space="preserve">Sensor inercial MPU6050 (GY-521), conectado conforme docs/pinout.md</w:t>
             </w:r>
           </w:p>
         </w:tc>
@@ -1092,7 +1106,7 @@
                 <w:sz w:val="21"/>
                 <w:szCs w:val="21"/>
               </w:rPr>
-              <w:t xml:space="preserve">Computador com porta USB disponível</w:t>
+              <w:t xml:space="preserve">Cabo USB apropriado para gravação e alimentação da placa</w:t>
             </w:r>
           </w:p>
         </w:tc>
@@ -1238,7 +1252,7 @@
                 <w:sz w:val="21"/>
                 <w:szCs w:val="21"/>
               </w:rPr>
-              <w:t xml:space="preserve">PlatformIO (extensão do Visual Studio Code, ou PlatformIO Core em linha de comando)</w:t>
+              <w:t xml:space="preserve">Mídia (DVD ou CD) de gravação, arquivada no repositório físico da fábrica, contendo firmware.bin, bootloader.bin, partitions.bin e o esptool (standalone, para Windows)</w:t>
             </w:r>
           </w:p>
         </w:tc>
@@ -1384,7 +1398,7 @@
                 <w:sz w:val="21"/>
                 <w:szCs w:val="21"/>
               </w:rPr>
-              <w:t xml:space="preserve">Driver do chip USB-serial CH9102 (necessário em alguns sistemas Windows)</w:t>
+              <w:t xml:space="preserve">Driver do chip USB-serial CH9102 (necessário em alguns sistemas Windows — instalador local, não exige internet)</w:t>
             </w:r>
           </w:p>
         </w:tc>
@@ -1421,152 +1435,6 @@
                 <w:szCs w:val="21"/>
               </w:rPr>
               <w:t xml:space="preserve">1</w:t>
-            </w:r>
-          </w:p>
-        </w:tc>
-        <w:tc>
-          <w:tcPr>
-            <w:tcW w:type="dxa" w:w="2000"/>
-            <w:tcBorders>
-              <w:top w:val="single" w:color="000000" w:sz="4"/>
-              <w:left w:val="single" w:color="000000" w:sz="4"/>
-              <w:bottom w:val="single" w:color="000000" w:sz="4"/>
-              <w:right w:val="single" w:color="000000" w:sz="4"/>
-            </w:tcBorders>
-            <w:tcMar>
-              <w:top w:type="dxa" w:w="60"/>
-              <w:left w:type="dxa" w:w="100"/>
-              <w:bottom w:type="dxa" w:w="60"/>
-              <w:right w:type="dxa" w:w="100"/>
-            </w:tcMar>
-            <w:vAlign w:val="center"/>
-          </w:tcPr>
-          <w:p>
-            <w:pPr>
-              <w:spacing w:line="240" w:lineRule="auto"/>
-              <w:jc w:val="left"/>
-            </w:pPr>
-            <w:r>
-              <w:rPr>
-                <w:rFonts w:ascii="Arial" w:cs="Arial" w:eastAsia="Arial" w:hAnsi="Arial"/>
-                <w:b w:val="false"/>
-                <w:bCs w:val="false"/>
-                <w:i w:val="false"/>
-                <w:iCs w:val="false"/>
-                <w:sz w:val="21"/>
-                <w:szCs w:val="21"/>
-              </w:rPr>
-              <w:t xml:space="preserve">—</w:t>
-            </w:r>
-          </w:p>
-        </w:tc>
-      </w:tr>
-      <w:tr>
-        <w:tc>
-          <w:tcPr>
-            <w:tcW w:type="dxa" w:w="700"/>
-            <w:tcBorders>
-              <w:top w:val="single" w:color="000000" w:sz="4"/>
-              <w:left w:val="single" w:color="000000" w:sz="4"/>
-              <w:bottom w:val="single" w:color="000000" w:sz="4"/>
-              <w:right w:val="single" w:color="000000" w:sz="4"/>
-            </w:tcBorders>
-            <w:tcMar>
-              <w:top w:type="dxa" w:w="60"/>
-              <w:left w:type="dxa" w:w="100"/>
-              <w:bottom w:type="dxa" w:w="60"/>
-              <w:right w:type="dxa" w:w="100"/>
-            </w:tcMar>
-            <w:vAlign w:val="center"/>
-          </w:tcPr>
-          <w:p>
-            <w:pPr>
-              <w:spacing w:line="240" w:lineRule="auto"/>
-              <w:jc w:val="left"/>
-            </w:pPr>
-            <w:r>
-              <w:rPr>
-                <w:rFonts w:ascii="Arial" w:cs="Arial" w:eastAsia="Arial" w:hAnsi="Arial"/>
-                <w:b w:val="false"/>
-                <w:bCs w:val="false"/>
-                <w:i w:val="false"/>
-                <w:iCs w:val="false"/>
-                <w:sz w:val="21"/>
-                <w:szCs w:val="21"/>
-              </w:rPr>
-              <w:t xml:space="preserve">7</w:t>
-            </w:r>
-          </w:p>
-        </w:tc>
-        <w:tc>
-          <w:tcPr>
-            <w:tcW w:type="dxa" w:w="5738"/>
-            <w:tcBorders>
-              <w:top w:val="single" w:color="000000" w:sz="4"/>
-              <w:left w:val="single" w:color="000000" w:sz="4"/>
-              <w:bottom w:val="single" w:color="000000" w:sz="4"/>
-              <w:right w:val="single" w:color="000000" w:sz="4"/>
-            </w:tcBorders>
-            <w:tcMar>
-              <w:top w:type="dxa" w:w="60"/>
-              <w:left w:type="dxa" w:w="100"/>
-              <w:bottom w:type="dxa" w:w="60"/>
-              <w:right w:type="dxa" w:w="100"/>
-            </w:tcMar>
-            <w:vAlign w:val="center"/>
-          </w:tcPr>
-          <w:p>
-            <w:pPr>
-              <w:spacing w:line="240" w:lineRule="auto"/>
-              <w:jc w:val="left"/>
-            </w:pPr>
-            <w:r>
-              <w:rPr>
-                <w:rFonts w:ascii="Arial" w:cs="Arial" w:eastAsia="Arial" w:hAnsi="Arial"/>
-                <w:b w:val="false"/>
-                <w:bCs w:val="false"/>
-                <w:i w:val="false"/>
-                <w:iCs w:val="false"/>
-                <w:sz w:val="21"/>
-                <w:szCs w:val="21"/>
-              </w:rPr>
-              <w:t xml:space="preserve">Conexão à internet (necessária ao menos na primeira compilação, para o toolchain espressif32)</w:t>
-            </w:r>
-          </w:p>
-        </w:tc>
-        <w:tc>
-          <w:tcPr>
-            <w:tcW w:type="dxa" w:w="1200"/>
-            <w:tcBorders>
-              <w:top w:val="single" w:color="000000" w:sz="4"/>
-              <w:left w:val="single" w:color="000000" w:sz="4"/>
-              <w:bottom w:val="single" w:color="000000" w:sz="4"/>
-              <w:right w:val="single" w:color="000000" w:sz="4"/>
-            </w:tcBorders>
-            <w:tcMar>
-              <w:top w:type="dxa" w:w="60"/>
-              <w:left w:type="dxa" w:w="100"/>
-              <w:bottom w:type="dxa" w:w="60"/>
-              <w:right w:type="dxa" w:w="100"/>
-            </w:tcMar>
-            <w:vAlign w:val="center"/>
-          </w:tcPr>
-          <w:p>
-            <w:pPr>
-              <w:spacing w:line="240" w:lineRule="auto"/>
-              <w:jc w:val="left"/>
-            </w:pPr>
-            <w:r>
-              <w:rPr>
-                <w:rFonts w:ascii="Arial" w:cs="Arial" w:eastAsia="Arial" w:hAnsi="Arial"/>
-                <w:b w:val="false"/>
-                <w:bCs w:val="false"/>
-                <w:i w:val="false"/>
-                <w:iCs w:val="false"/>
-                <w:sz w:val="21"/>
-                <w:szCs w:val="21"/>
-              </w:rPr>
-              <w:t xml:space="preserve">—</w:t>
             </w:r>
           </w:p>
         </w:tc>
@@ -1626,9 +1494,9 @@
     </w:p>
     <w:p>
       <w:pPr>
-        <w:keepNext/>
-        <w:spacing w:after="120" w:before="200"/>
-        <w:ind w:left="0"/>
+        <w:spacing w:after="100" w:line="264" w:lineRule="auto"/>
+        <w:ind w:left="500" w:hanging="300"/>
+        <w:jc w:val="both"/>
       </w:pPr>
       <w:r>
         <w:rPr>
@@ -1638,21 +1506,15 @@
           <w:sz w:val="21"/>
           <w:szCs w:val="21"/>
         </w:rPr>
-        <w:t xml:space="preserve">3.1 Instalação do PlatformIO</w:t>
-      </w:r>
-    </w:p>
-    <w:p>
-      <w:pPr>
-        <w:spacing w:after="160" w:before="0" w:line="264" w:lineRule="auto"/>
-        <w:jc w:val="both"/>
-      </w:pPr>
+        <w:t xml:space="preserve">1. </w:t>
+      </w:r>
       <w:r>
         <w:rPr>
           <w:rFonts w:ascii="Arial" w:cs="Arial" w:eastAsia="Arial" w:hAnsi="Arial"/>
           <w:sz w:val="21"/>
           <w:szCs w:val="21"/>
         </w:rPr>
-        <w:t xml:space="preserve">O PlatformIO pode ser instalado por duas vias equivalentes; utilizar a que melhor se adequar ao ambiente de trabalho disponível.</w:t>
+        <w:t xml:space="preserve">Confirmar que o computador de destino tem o driver CH9102 instalado (item 6 da Tabela 1).</w:t>
       </w:r>
     </w:p>
     <w:p>
@@ -1669,7 +1531,7 @@
           <w:sz w:val="21"/>
           <w:szCs w:val="21"/>
         </w:rPr>
-        <w:t xml:space="preserve">1. </w:t>
+        <w:t xml:space="preserve">2. </w:t>
       </w:r>
       <w:r>
         <w:rPr>
@@ -1677,7 +1539,7 @@
           <w:sz w:val="21"/>
           <w:szCs w:val="21"/>
         </w:rPr>
-        <w:t xml:space="preserve">Via Visual Studio Code (recomendada): instalar o Visual Studio Code (https://code.visualstudio.com/) e, na aba de extensões, instalar "PlatformIO IDE". Aguardar a conclusão (pode levar minutos na primeira vez).</w:t>
+        <w:t xml:space="preserve">Retirar a mídia (DVD/CD) de gravação do repositório físico da fábrica e copiar seu conteúdo para uma pasta do computador de destino.</w:t>
       </w:r>
     </w:p>
     <w:p>
@@ -1694,7 +1556,7 @@
           <w:sz w:val="21"/>
           <w:szCs w:val="21"/>
         </w:rPr>
-        <w:t xml:space="preserve">2. </w:t>
+        <w:t xml:space="preserve">3. </w:t>
       </w:r>
       <w:r>
         <w:rPr>
@@ -1702,28 +1564,14 @@
           <w:sz w:val="21"/>
           <w:szCs w:val="21"/>
         </w:rPr>
-        <w:t xml:space="preserve">Via linha de comando (PlatformIO Core, requer Python 3):</w:t>
-      </w:r>
-    </w:p>
-    <w:p>
-      <w:pPr>
-        <w:spacing w:after="200" w:before="100" w:line="240" w:lineRule="auto"/>
-        <w:ind w:left="300"/>
-      </w:pPr>
-      <w:r>
-        <w:rPr>
-          <w:rFonts w:ascii="Courier New" w:cs="Courier New" w:eastAsia="Courier New" w:hAnsi="Courier New"/>
-          <w:sz w:val="18"/>
-          <w:szCs w:val="18"/>
-        </w:rPr>
-        <w:t xml:space="preserve">pip install platformio</w:t>
-      </w:r>
-    </w:p>
-    <w:p>
-      <w:pPr>
-        <w:keepNext/>
-        <w:spacing w:after="120" w:before="200"/>
-        <w:ind w:left="0"/>
+        <w:t xml:space="preserve">Conferir a montagem do sensor MPU6050 conforme docs/pinout.md (SDA→GPIO21, SCL→GPIO22, VCC→3,3V — não 5V —, GND→GND, AD0→GND).</w:t>
+      </w:r>
+    </w:p>
+    <w:p>
+      <w:pPr>
+        <w:spacing w:after="100" w:line="264" w:lineRule="auto"/>
+        <w:ind w:left="500" w:hanging="300"/>
+        <w:jc w:val="both"/>
       </w:pPr>
       <w:r>
         <w:rPr>
@@ -1733,14 +1581,38 @@
           <w:sz w:val="21"/>
           <w:szCs w:val="21"/>
         </w:rPr>
-        <w:t xml:space="preserve">3.2 Preparação do hardware</w:t>
-      </w:r>
-    </w:p>
-    <w:p>
-      <w:pPr>
-        <w:spacing w:after="100" w:line="264" w:lineRule="auto"/>
-        <w:ind w:left="500" w:hanging="300"/>
-        <w:jc w:val="both"/>
+        <w:t xml:space="preserve">4. </w:t>
+      </w:r>
+      <w:r>
+        <w:rPr>
+          <w:rFonts w:ascii="Arial" w:cs="Arial" w:eastAsia="Arial" w:hAnsi="Arial"/>
+          <w:sz w:val="21"/>
+          <w:szCs w:val="21"/>
+        </w:rPr>
+        <w:t xml:space="preserve">Conectar o ESP32 ao computador pelo cabo USB e confirmar que o Windows reconheceu a placa como porta serial (COMx, no Gerenciador de Dispositivos). Se a porta não aparecer, ver seção 5 (driver CH9102).</w:t>
+      </w:r>
+    </w:p>
+    <w:p>
+      <w:pPr>
+        <w:keepNext/>
+        <w:spacing w:after="160" w:before="320"/>
+      </w:pPr>
+      <w:r>
+        <w:rPr>
+          <w:rFonts w:ascii="Arial" w:cs="Arial" w:eastAsia="Arial" w:hAnsi="Arial"/>
+          <w:b/>
+          <w:bCs/>
+          <w:sz w:val="22"/>
+          <w:szCs w:val="22"/>
+        </w:rPr>
+        <w:t xml:space="preserve">4. PROCEDIMENTO DE GRAVAÇÃO</w:t>
+      </w:r>
+    </w:p>
+    <w:p>
+      <w:pPr>
+        <w:keepNext/>
+        <w:spacing w:after="120" w:before="200"/>
+        <w:ind w:left="0"/>
       </w:pPr>
       <w:r>
         <w:rPr>
@@ -1750,15 +1622,21 @@
           <w:sz w:val="21"/>
           <w:szCs w:val="21"/>
         </w:rPr>
-        <w:t xml:space="preserve">1. </w:t>
-      </w:r>
+        <w:t xml:space="preserve">4.1 Compilação do firmware (feita à parte, com internet — não é a gravação em si)</w:t>
+      </w:r>
+    </w:p>
+    <w:p>
+      <w:pPr>
+        <w:spacing w:after="160" w:before="0" w:line="264" w:lineRule="auto"/>
+        <w:jc w:val="both"/>
+      </w:pPr>
       <w:r>
         <w:rPr>
           <w:rFonts w:ascii="Arial" w:cs="Arial" w:eastAsia="Arial" w:hAnsi="Arial"/>
           <w:sz w:val="21"/>
           <w:szCs w:val="21"/>
         </w:rPr>
-        <w:t xml:space="preserve">Conferir a montagem do sensor MPU6050 conforme docs/pinout.md (SDA→GPIO21, SCL→GPIO22, VCC→3,3V — não 5V —, GND→GND, AD0→GND).</w:t>
+        <w:t xml:space="preserve">Esta etapa NÃO é executada no computador de destino em campo/fábrica. É feita uma única vez por versão de firmware, por quem mantém o projeto, num computador com PlatformIO e internet.</w:t>
       </w:r>
     </w:p>
     <w:p>
@@ -1775,7 +1653,7 @@
           <w:sz w:val="21"/>
           <w:szCs w:val="21"/>
         </w:rPr>
-        <w:t xml:space="preserve">2. </w:t>
+        <w:t xml:space="preserve">1. </w:t>
       </w:r>
       <w:r>
         <w:rPr>
@@ -1783,7 +1661,33 @@
           <w:sz w:val="21"/>
           <w:szCs w:val="21"/>
         </w:rPr>
-        <w:t xml:space="preserve">Conectar o ESP32 ao computador pelo cabo USB.</w:t>
+        <w:t xml:space="preserve">No repositório do projeto, na pasta firmware/, compilar com o PlatformIO:</w:t>
+      </w:r>
+    </w:p>
+    <w:p>
+      <w:pPr>
+        <w:spacing w:after="200" w:before="100" w:line="240" w:lineRule="auto"/>
+        <w:ind w:left="300"/>
+      </w:pPr>
+      <w:r>
+        <w:rPr>
+          <w:rFonts w:ascii="Courier New" w:cs="Courier New" w:eastAsia="Courier New" w:hAnsi="Courier New"/>
+          <w:sz w:val="18"/>
+          <w:szCs w:val="18"/>
+        </w:rPr>
+        <w:t xml:space="preserve">cd firmware</w:t>
+      </w:r>
+      <w:r>
+        <w:br/>
+        <w:t xml:space="preserve"/>
+      </w:r>
+      <w:r>
+        <w:rPr>
+          <w:rFonts w:ascii="Courier New" w:cs="Courier New" w:eastAsia="Courier New" w:hAnsi="Courier New"/>
+          <w:sz w:val="18"/>
+          <w:szCs w:val="18"/>
+        </w:rPr>
+        <w:t xml:space="preserve">pio run</w:t>
       </w:r>
     </w:p>
     <w:p>
@@ -1800,7 +1704,7 @@
           <w:sz w:val="21"/>
           <w:szCs w:val="21"/>
         </w:rPr>
-        <w:t xml:space="preserve">3. </w:t>
+        <w:t xml:space="preserve">2. </w:t>
       </w:r>
       <w:r>
         <w:rPr>
@@ -1808,14 +1712,14 @@
           <w:sz w:val="21"/>
           <w:szCs w:val="21"/>
         </w:rPr>
-        <w:t xml:space="preserve">Confirmar que o computador reconheceu a placa como porta serial (COMx no Windows; /dev/ttyUSBx ou /dev/cu.usbserial-x no Linux/macOS). Se a porta não aparecer, ver seção 5 (driver CH9102).</w:t>
-      </w:r>
-    </w:p>
-    <w:p>
-      <w:pPr>
-        <w:keepNext/>
-        <w:spacing w:after="120" w:before="200"/>
-        <w:ind w:left="0"/>
+        <w:t xml:space="preserve">Localizar os três arquivos binários gerados em firmware/.pio/build/esp32dev/: firmware.bin, bootloader.bin e partitions.bin.</w:t>
+      </w:r>
+    </w:p>
+    <w:p>
+      <w:pPr>
+        <w:spacing w:after="100" w:line="264" w:lineRule="auto"/>
+        <w:ind w:left="500" w:hanging="300"/>
+        <w:jc w:val="both"/>
       </w:pPr>
       <w:r>
         <w:rPr>
@@ -1825,21 +1729,15 @@
           <w:sz w:val="21"/>
           <w:szCs w:val="21"/>
         </w:rPr>
-        <w:t xml:space="preserve">3.3 Abertura do projeto</w:t>
-      </w:r>
-    </w:p>
-    <w:p>
-      <w:pPr>
-        <w:spacing w:after="160" w:before="0" w:line="264" w:lineRule="auto"/>
-        <w:jc w:val="both"/>
-      </w:pPr>
+        <w:t xml:space="preserve">3. </w:t>
+      </w:r>
       <w:r>
         <w:rPr>
           <w:rFonts w:ascii="Arial" w:cs="Arial" w:eastAsia="Arial" w:hAnsi="Arial"/>
           <w:sz w:val="21"/>
           <w:szCs w:val="21"/>
         </w:rPr>
-        <w:t xml:space="preserve">No Visual Studio Code com a extensão PlatformIO, abrir a pasta firmware/ do repositório (ou a raiz do repositório, se a extensão detectar o platformio.ini automaticamente). Em linha de comando, navegar até essa pasta:</w:t>
+        <w:t xml:space="preserve">Com o ESP32 conectado, gravar uma vez com o PlatformIO em modo verboso, e anotar/guardar a linha de comando completa do esptool que ele imprime (endereços de memória de cada arquivo):</w:t>
       </w:r>
     </w:p>
     <w:p>
@@ -1853,30 +1751,28 @@
           <w:sz w:val="18"/>
           <w:szCs w:val="18"/>
         </w:rPr>
-        <w:t xml:space="preserve">cd firmware</w:t>
-      </w:r>
-    </w:p>
-    <w:p>
-      <w:pPr>
-        <w:keepNext/>
-        <w:spacing w:after="160" w:before="320"/>
-      </w:pPr>
-      <w:r>
-        <w:rPr>
-          <w:rFonts w:ascii="Arial" w:cs="Arial" w:eastAsia="Arial" w:hAnsi="Arial"/>
-          <w:b/>
-          <w:bCs/>
-          <w:sz w:val="22"/>
-          <w:szCs w:val="22"/>
-        </w:rPr>
-        <w:t xml:space="preserve">4. PROCEDIMENTO DE GRAVAÇÃO</w:t>
-      </w:r>
-    </w:p>
-    <w:p>
-      <w:pPr>
-        <w:keepNext/>
-        <w:spacing w:after="120" w:before="200"/>
-        <w:ind w:left="0"/>
+        <w:t xml:space="preserve">pio run -t upload -v</w:t>
+      </w:r>
+    </w:p>
+    <w:p>
+      <w:pPr>
+        <w:spacing w:after="160" w:before="0" w:line="264" w:lineRule="auto"/>
+        <w:jc w:val="both"/>
+      </w:pPr>
+      <w:r>
+        <w:rPr>
+          <w:rFonts w:ascii="Arial" w:cs="Arial" w:eastAsia="Arial" w:hAnsi="Arial"/>
+          <w:sz w:val="21"/>
+          <w:szCs w:val="21"/>
+        </w:rPr>
+        <w:t xml:space="preserve">Essa linha de comando (algo como esptool.py --chip esp32 --port COMx --baud 460800 write_flash 0x1000 bootloader.bin 0x8000 partitions.bin 0x10000 firmware.bin — os endereços exatos podem variar conforme a tabela de partições do projeto) é a que será reutilizada offline na seção 4.3, apenas trocando a porta COM.</w:t>
+      </w:r>
+    </w:p>
+    <w:p>
+      <w:pPr>
+        <w:spacing w:after="100" w:line="264" w:lineRule="auto"/>
+        <w:ind w:left="500" w:hanging="300"/>
+        <w:jc w:val="both"/>
       </w:pPr>
       <w:r>
         <w:rPr>
@@ -1886,49 +1782,15 @@
           <w:sz w:val="21"/>
           <w:szCs w:val="21"/>
         </w:rPr>
-        <w:t xml:space="preserve">4.1 Compilação do firmware</w:t>
-      </w:r>
-    </w:p>
-    <w:p>
-      <w:pPr>
-        <w:spacing w:after="160" w:before="0" w:line="264" w:lineRule="auto"/>
-        <w:jc w:val="both"/>
-      </w:pPr>
+        <w:t xml:space="preserve">4. </w:t>
+      </w:r>
       <w:r>
         <w:rPr>
           <w:rFonts w:ascii="Arial" w:cs="Arial" w:eastAsia="Arial" w:hAnsi="Arial"/>
           <w:sz w:val="21"/>
           <w:szCs w:val="21"/>
         </w:rPr>
-        <w:t xml:space="preserve">Compilar antes de gravar, para confirmar a ausência de erros antes de ocupar a porta serial. Na primeira execução num ambiente novo, o PlatformIO baixa automaticamente o toolchain e a plataforma espressif32 pela internet.</w:t>
-      </w:r>
-    </w:p>
-    <w:p>
-      <w:pPr>
-        <w:spacing w:after="200" w:before="100" w:line="240" w:lineRule="auto"/>
-        <w:ind w:left="300"/>
-      </w:pPr>
-      <w:r>
-        <w:rPr>
-          <w:rFonts w:ascii="Courier New" w:cs="Courier New" w:eastAsia="Courier New" w:hAnsi="Courier New"/>
-          <w:sz w:val="18"/>
-          <w:szCs w:val="18"/>
-        </w:rPr>
-        <w:t xml:space="preserve">pio run</w:t>
-      </w:r>
-    </w:p>
-    <w:p>
-      <w:pPr>
-        <w:spacing w:after="160" w:before="0" w:line="264" w:lineRule="auto"/>
-        <w:jc w:val="both"/>
-      </w:pPr>
-      <w:r>
-        <w:rPr>
-          <w:rFonts w:ascii="Arial" w:cs="Arial" w:eastAsia="Arial" w:hAnsi="Arial"/>
-          <w:sz w:val="21"/>
-          <w:szCs w:val="21"/>
-        </w:rPr>
-        <w:t xml:space="preserve">A mensagem "[SUCCESS]" confirma a compilação sem erros. Se o comando pio não for reconhecido, verificar a instalação do PlatformIO Core (seção 3.1) ou usar o terminal integrado do Visual Studio Code.</w:t>
+        <w:t xml:space="preserve">Gravar os três arquivos .bin, o esptool (standalone para Windows, baixado em https://github.com/espressif/esptool/releases) e a linha de comando anotada no DVD/CD, e arquivar no repositório físico da fábrica, identificados com a versão do firmware (FIRMWARE_VERSION).</w:t>
       </w:r>
     </w:p>
     <w:p>
@@ -1945,7 +1807,7 @@
           <w:sz w:val="21"/>
           <w:szCs w:val="21"/>
         </w:rPr>
-        <w:t xml:space="preserve">4.2 Gravação (upload) do firmware</w:t>
+        <w:t xml:space="preserve">4.2 Verificação prévia da porta serial</w:t>
       </w:r>
     </w:p>
     <w:p>
@@ -1970,42 +1832,14 @@
           <w:sz w:val="21"/>
           <w:szCs w:val="21"/>
         </w:rPr>
-        <w:t xml:space="preserve">Com o ESP32 conectado por USB (seção 3.2), executar:</w:t>
-      </w:r>
-    </w:p>
-    <w:p>
-      <w:pPr>
-        <w:spacing w:after="200" w:before="100" w:line="240" w:lineRule="auto"/>
-        <w:ind w:left="300"/>
-      </w:pPr>
-      <w:r>
-        <w:rPr>
-          <w:rFonts w:ascii="Courier New" w:cs="Courier New" w:eastAsia="Courier New" w:hAnsi="Courier New"/>
-          <w:sz w:val="18"/>
-          <w:szCs w:val="18"/>
-        </w:rPr>
-        <w:t xml:space="preserve">pio run -t upload</w:t>
-      </w:r>
-    </w:p>
-    <w:p>
-      <w:pPr>
-        <w:spacing w:after="160" w:before="0" w:line="264" w:lineRule="auto"/>
-        <w:jc w:val="both"/>
-      </w:pPr>
-      <w:r>
-        <w:rPr>
-          <w:rFonts w:ascii="Arial" w:cs="Arial" w:eastAsia="Arial" w:hAnsi="Arial"/>
-          <w:sz w:val="21"/>
-          <w:szCs w:val="21"/>
-        </w:rPr>
-        <w:t xml:space="preserve">O PlatformIO detecta automaticamente a porta serial do ESP32 e grava o firmware. A abertura da porta provoca, pelo mecanismo DTR/RTS do chip conversor, um reset automático da placa — normalmente não é necessário pressionar nenhum botão físico.</w:t>
-      </w:r>
-    </w:p>
-    <w:p>
-      <w:pPr>
-        <w:spacing w:after="100" w:line="264" w:lineRule="auto"/>
-        <w:ind w:left="500" w:hanging="300"/>
-        <w:jc w:val="both"/>
+        <w:t xml:space="preserve">Com o ESP32 conectado (seção 3), abrir o Gerenciador de Dispositivos do Windows e identificar a porta COM atribuída à placa.</w:t>
+      </w:r>
+    </w:p>
+    <w:p>
+      <w:pPr>
+        <w:keepNext/>
+        <w:spacing w:after="120" w:before="200"/>
+        <w:ind w:left="0"/>
       </w:pPr>
       <w:r>
         <w:rPr>
@@ -2015,15 +1849,99 @@
           <w:sz w:val="21"/>
           <w:szCs w:val="21"/>
         </w:rPr>
-        <w:t xml:space="preserve">2. </w:t>
-      </w:r>
+        <w:t xml:space="preserve">4.3 Gravação offline via esptool</w:t>
+      </w:r>
+    </w:p>
+    <w:p>
+      <w:pPr>
+        <w:spacing w:after="160" w:before="0" w:line="264" w:lineRule="auto"/>
+        <w:jc w:val="both"/>
+      </w:pPr>
       <w:r>
         <w:rPr>
           <w:rFonts w:ascii="Arial" w:cs="Arial" w:eastAsia="Arial" w:hAnsi="Arial"/>
           <w:sz w:val="21"/>
           <w:szCs w:val="21"/>
         </w:rPr>
-        <w:t xml:space="preserve">Aguardar a mensagem "[SUCCESS]". Em caso de falha por porta não encontrada ou tempo esgotado, ver seção 5.</w:t>
+        <w:t xml:space="preserve">Com os arquivos da mídia já copiados (seção 3) e a porta COM identificada (seção 4.2), abrir um terminal na pasta que contém o esptool e os três .bin, e executar a linha de comando anotada na seção 4.1, ajustando apenas a porta:</w:t>
+      </w:r>
+    </w:p>
+    <w:p>
+      <w:pPr>
+        <w:spacing w:after="200" w:before="100" w:line="240" w:lineRule="auto"/>
+        <w:ind w:left="300"/>
+      </w:pPr>
+      <w:r>
+        <w:rPr>
+          <w:rFonts w:ascii="Courier New" w:cs="Courier New" w:eastAsia="Courier New" w:hAnsi="Courier New"/>
+          <w:sz w:val="18"/>
+          <w:szCs w:val="18"/>
+        </w:rPr>
+        <w:t xml:space="preserve">esptool --chip esp32 --port COMx --baud 460800 write_flash ^</w:t>
+      </w:r>
+      <w:r>
+        <w:br/>
+        <w:t xml:space="preserve"/>
+      </w:r>
+      <w:r>
+        <w:rPr>
+          <w:rFonts w:ascii="Courier New" w:cs="Courier New" w:eastAsia="Courier New" w:hAnsi="Courier New"/>
+          <w:sz w:val="18"/>
+          <w:szCs w:val="18"/>
+        </w:rPr>
+        <w:t xml:space="preserve">  0x1000  bootloader.bin ^</w:t>
+      </w:r>
+      <w:r>
+        <w:br/>
+        <w:t xml:space="preserve"/>
+      </w:r>
+      <w:r>
+        <w:rPr>
+          <w:rFonts w:ascii="Courier New" w:cs="Courier New" w:eastAsia="Courier New" w:hAnsi="Courier New"/>
+          <w:sz w:val="18"/>
+          <w:szCs w:val="18"/>
+        </w:rPr>
+        <w:t xml:space="preserve">  0x8000  partitions.bin ^</w:t>
+      </w:r>
+      <w:r>
+        <w:br/>
+        <w:t xml:space="preserve"/>
+      </w:r>
+      <w:r>
+        <w:rPr>
+          <w:rFonts w:ascii="Courier New" w:cs="Courier New" w:eastAsia="Courier New" w:hAnsi="Courier New"/>
+          <w:sz w:val="18"/>
+          <w:szCs w:val="18"/>
+        </w:rPr>
+        <w:t xml:space="preserve">  0x10000 firmware.bin</w:t>
+      </w:r>
+    </w:p>
+    <w:p>
+      <w:pPr>
+        <w:spacing w:after="160" w:before="0" w:line="264" w:lineRule="auto"/>
+        <w:jc w:val="both"/>
+      </w:pPr>
+      <w:r>
+        <w:rPr>
+          <w:rFonts w:ascii="Arial" w:cs="Arial" w:eastAsia="Arial" w:hAnsi="Arial"/>
+          <w:sz w:val="21"/>
+          <w:szCs w:val="21"/>
+        </w:rPr>
+        <w:t xml:space="preserve">Substituir COMx pela porta identificada na seção 4.2, e confirmar que os endereços (0x1000/0x8000/0x10000) e nomes de arquivo batem exatamente com os anotados na seção 4.1 para esta versão do firmware — endereços errados não gravam o firmware corretamente.</w:t>
+      </w:r>
+    </w:p>
+    <w:p>
+      <w:pPr>
+        <w:spacing w:after="160" w:before="0" w:line="264" w:lineRule="auto"/>
+        <w:jc w:val="both"/>
+      </w:pPr>
+      <w:r>
+        <w:rPr>
+          <w:rFonts w:ascii="Arial" w:cs="Arial" w:eastAsia="Arial" w:hAnsi="Arial"/>
+          <w:sz w:val="21"/>
+          <w:szCs w:val="21"/>
+        </w:rPr>
+        <w:t xml:space="preserve">Aguardar a mensagem "Hash of data verified" / "Hard resetting via RTS pin...", que confirma a gravação e o reset automático da placa.</w:t>
       </w:r>
     </w:p>
     <w:p>
@@ -2040,7 +1958,7 @@
           <w:sz w:val="21"/>
           <w:szCs w:val="21"/>
         </w:rPr>
-        <w:t xml:space="preserve">4.3 Verificação inicial via monitor serial</w:t>
+        <w:t xml:space="preserve">4.4 Verificação inicial via monitor serial</w:t>
       </w:r>
     </w:p>
     <w:p>
@@ -2065,21 +1983,7 @@
           <w:sz w:val="21"/>
           <w:szCs w:val="21"/>
         </w:rPr>
-        <w:t xml:space="preserve">Abrir o monitor serial na mesma porta, a 115200 bauds:</w:t>
-      </w:r>
-    </w:p>
-    <w:p>
-      <w:pPr>
-        <w:spacing w:after="200" w:before="100" w:line="240" w:lineRule="auto"/>
-        <w:ind w:left="300"/>
-      </w:pPr>
-      <w:r>
-        <w:rPr>
-          <w:rFonts w:ascii="Courier New" w:cs="Courier New" w:eastAsia="Courier New" w:hAnsi="Courier New"/>
-          <w:sz w:val="18"/>
-          <w:szCs w:val="18"/>
-        </w:rPr>
-        <w:t xml:space="preserve">pio device monitor</w:t>
+        <w:t xml:space="preserve">Abrir um monitor serial (ex.: PuTTY, ou o monitor do Windows Terminal) na mesma porta, a 115200 bauds.</w:t>
       </w:r>
     </w:p>
     <w:p>
@@ -2129,7 +2033,7 @@
           <w:sz w:val="21"/>
           <w:szCs w:val="21"/>
         </w:rPr>
-        <w:t xml:space="preserve">Encerrar o monitor serial (Ctrl+C) antes de conectar qualquer software de supervisão — a porta USB é exclusiva ao protocolo Modbus RTU.</w:t>
+        <w:t xml:space="preserve">Encerrar o monitor serial antes de conectar qualquer software de supervisão — a porta USB é exclusiva ao protocolo Modbus RTU.</w:t>
       </w:r>
     </w:p>
     <w:p>
@@ -2146,7 +2050,7 @@
           <w:sz w:val="21"/>
           <w:szCs w:val="21"/>
         </w:rPr>
-        <w:t xml:space="preserve">4.4 Verificação de aceitação</w:t>
+        <w:t xml:space="preserve">4.5 Verificação de aceitação</w:t>
       </w:r>
     </w:p>
     <w:p>
@@ -2367,7 +2271,7 @@
                 <w:sz w:val="21"/>
                 <w:szCs w:val="21"/>
               </w:rPr>
-              <w:t xml:space="preserve">pio run (4.1) concluído com "[SUCCESS]", sem erros de compilação</w:t>
+              <w:t xml:space="preserve">esptool (4.3) conclui com "Hash of data verified", sem erro</w:t>
             </w:r>
           </w:p>
         </w:tc>
@@ -2477,7 +2381,7 @@
                 <w:sz w:val="21"/>
                 <w:szCs w:val="21"/>
               </w:rPr>
-              <w:t xml:space="preserve">pio run -t upload (4.2) concluído com "[SUCCESS]"</w:t>
+              <w:t xml:space="preserve">Monitor serial (4.4) não indica erro de inicialização do MPU6050</w:t>
             </w:r>
           </w:p>
         </w:tc>
@@ -2552,116 +2456,6 @@
                 <w:szCs w:val="21"/>
               </w:rPr>
               <w:t xml:space="preserve">3</w:t>
-            </w:r>
-          </w:p>
-        </w:tc>
-        <w:tc>
-          <w:tcPr>
-            <w:tcW w:type="dxa" w:w="7638"/>
-            <w:tcBorders>
-              <w:top w:val="single" w:color="000000" w:sz="4"/>
-              <w:left w:val="single" w:color="000000" w:sz="4"/>
-              <w:bottom w:val="single" w:color="000000" w:sz="4"/>
-              <w:right w:val="single" w:color="000000" w:sz="4"/>
-            </w:tcBorders>
-            <w:tcMar>
-              <w:top w:type="dxa" w:w="60"/>
-              <w:left w:type="dxa" w:w="100"/>
-              <w:bottom w:type="dxa" w:w="60"/>
-              <w:right w:type="dxa" w:w="100"/>
-            </w:tcMar>
-            <w:vAlign w:val="center"/>
-          </w:tcPr>
-          <w:p>
-            <w:pPr>
-              <w:spacing w:line="240" w:lineRule="auto"/>
-              <w:jc w:val="left"/>
-            </w:pPr>
-            <w:r>
-              <w:rPr>
-                <w:rFonts w:ascii="Arial" w:cs="Arial" w:eastAsia="Arial" w:hAnsi="Arial"/>
-                <w:b w:val="false"/>
-                <w:bCs w:val="false"/>
-                <w:i w:val="false"/>
-                <w:iCs w:val="false"/>
-                <w:sz w:val="21"/>
-                <w:szCs w:val="21"/>
-              </w:rPr>
-              <w:t xml:space="preserve">Monitor serial (4.3) não indica erro de inicialização do MPU6050</w:t>
-            </w:r>
-          </w:p>
-        </w:tc>
-        <w:tc>
-          <w:tcPr>
-            <w:tcW w:type="dxa" w:w="1300"/>
-            <w:tcBorders>
-              <w:top w:val="single" w:color="000000" w:sz="4"/>
-              <w:left w:val="single" w:color="000000" w:sz="4"/>
-              <w:bottom w:val="single" w:color="000000" w:sz="4"/>
-              <w:right w:val="single" w:color="000000" w:sz="4"/>
-            </w:tcBorders>
-            <w:tcMar>
-              <w:top w:type="dxa" w:w="60"/>
-              <w:left w:type="dxa" w:w="100"/>
-              <w:bottom w:type="dxa" w:w="60"/>
-              <w:right w:type="dxa" w:w="100"/>
-            </w:tcMar>
-            <w:vAlign w:val="center"/>
-          </w:tcPr>
-          <w:p>
-            <w:pPr>
-              <w:spacing w:line="240" w:lineRule="auto"/>
-              <w:jc w:val="left"/>
-            </w:pPr>
-            <w:r>
-              <w:rPr>
-                <w:rFonts w:ascii="Arial" w:cs="Arial" w:eastAsia="Arial" w:hAnsi="Arial"/>
-                <w:b w:val="false"/>
-                <w:bCs w:val="false"/>
-                <w:i w:val="false"/>
-                <w:iCs w:val="false"/>
-                <w:sz w:val="21"/>
-                <w:szCs w:val="21"/>
-              </w:rPr>
-              <w:t xml:space="preserve"/>
-            </w:r>
-          </w:p>
-        </w:tc>
-      </w:tr>
-      <w:tr>
-        <w:tc>
-          <w:tcPr>
-            <w:tcW w:type="dxa" w:w="700"/>
-            <w:tcBorders>
-              <w:top w:val="single" w:color="000000" w:sz="4"/>
-              <w:left w:val="single" w:color="000000" w:sz="4"/>
-              <w:bottom w:val="single" w:color="000000" w:sz="4"/>
-              <w:right w:val="single" w:color="000000" w:sz="4"/>
-            </w:tcBorders>
-            <w:tcMar>
-              <w:top w:type="dxa" w:w="60"/>
-              <w:left w:type="dxa" w:w="100"/>
-              <w:bottom w:type="dxa" w:w="60"/>
-              <w:right w:type="dxa" w:w="100"/>
-            </w:tcMar>
-            <w:vAlign w:val="center"/>
-          </w:tcPr>
-          <w:p>
-            <w:pPr>
-              <w:spacing w:line="240" w:lineRule="auto"/>
-              <w:jc w:val="left"/>
-            </w:pPr>
-            <w:r>
-              <w:rPr>
-                <w:rFonts w:ascii="Arial" w:cs="Arial" w:eastAsia="Arial" w:hAnsi="Arial"/>
-                <w:b w:val="false"/>
-                <w:bCs w:val="false"/>
-                <w:i w:val="false"/>
-                <w:iCs w:val="false"/>
-                <w:sz w:val="21"/>
-                <w:szCs w:val="21"/>
-              </w:rPr>
-              <w:t xml:space="preserve">4</w:t>
             </w:r>
           </w:p>
         </w:tc>
@@ -3023,7 +2817,7 @@
                 <w:sz w:val="21"/>
                 <w:szCs w:val="21"/>
               </w:rPr>
-              <w:t xml:space="preserve">Instalar o driver oficial "CH9102" da WCH; outros chips (CP2102, CH340, FTDI) normalmente já têm driver no sistema</w:t>
+              <w:t xml:space="preserve">Instalar o driver oficial "CH9102" da WCH (instalador local, não exige internet)</w:t>
             </w:r>
           </w:p>
         </w:tc>
@@ -3061,7 +2855,7 @@
                 <w:sz w:val="21"/>
                 <w:szCs w:val="21"/>
               </w:rPr>
-              <w:t xml:space="preserve">Falha ao baixar o toolchain/plataforma espressif32 na primeira compilação</w:t>
+              <w:t xml:space="preserve">esptool falha por tempo esgotado ou porta ocupada</w:t>
             </w:r>
           </w:p>
         </w:tc>
@@ -3097,7 +2891,7 @@
                 <w:sz w:val="21"/>
                 <w:szCs w:val="21"/>
               </w:rPr>
-              <w:t xml:space="preserve">Sem internet, ou proxy/firewall corporativo bloqueando o registro de pacotes do PlatformIO</w:t>
+              <w:t xml:space="preserve">Outro programa (monitor serial, ou software de supervisão em modo Real/USB) mantém a porta aberta</w:t>
             </w:r>
           </w:p>
         </w:tc>
@@ -3133,7 +2927,7 @@
                 <w:sz w:val="21"/>
                 <w:szCs w:val="21"/>
               </w:rPr>
-              <w:t xml:space="preserve">Verificar a conexão; em rede corporativa, liberar acesso aos domínios do PlatformIO ou configurar o proxy (docs.platformio.org)</w:t>
+              <w:t xml:space="preserve">Fechar o monitor serial e qualquer software de supervisão conectado à mesma porta antes de gravar novamente</w:t>
             </w:r>
           </w:p>
         </w:tc>
@@ -3171,7 +2965,7 @@
                 <w:sz w:val="21"/>
                 <w:szCs w:val="21"/>
               </w:rPr>
-              <w:t xml:space="preserve">pio run -t upload falha por tempo esgotado ou porta ocupada</w:t>
+              <w:t xml:space="preserve">esptool grava com sucesso, mas o teste de conexão (Modbus/BLE) falha</w:t>
             </w:r>
           </w:p>
         </w:tc>
@@ -3207,7 +3001,7 @@
                 <w:sz w:val="21"/>
                 <w:szCs w:val="21"/>
               </w:rPr>
-              <w:t xml:space="preserve">Outro programa (monitor serial, ou software de supervisão em modo Real/USB) mantém a porta aberta</w:t>
+              <w:t xml:space="preserve">Versão de firmware diferente da esperada pelo software, ou montagem do MPU6050 incorreta</w:t>
             </w:r>
           </w:p>
         </w:tc>
@@ -3243,7 +3037,7 @@
                 <w:sz w:val="21"/>
                 <w:szCs w:val="21"/>
               </w:rPr>
-              <w:t xml:space="preserve">Fechar o monitor serial e qualquer software de supervisão conectado à mesma porta antes de gravar novamente</w:t>
+              <w:t xml:space="preserve">Confirmar FIRMWARE_VERSION contra a esperada; reconferir a pinagem em docs/pinout.md</w:t>
             </w:r>
           </w:p>
         </w:tc>
@@ -3281,7 +3075,7 @@
                 <w:sz w:val="21"/>
                 <w:szCs w:val="21"/>
               </w:rPr>
-              <w:t xml:space="preserve">Comando pio não reconhecido em linha de comando</w:t>
+              <w:t xml:space="preserve">Endereços de gravação (0x1000/0x8000/0x10000) não batem com os anotados na mídia</w:t>
             </w:r>
           </w:p>
         </w:tc>
@@ -3317,7 +3111,7 @@
                 <w:sz w:val="21"/>
                 <w:szCs w:val="21"/>
               </w:rPr>
-              <w:t xml:space="preserve">PlatformIO Core não instalado, ou fora da variável PATH</w:t>
+              <w:t xml:space="preserve">Mídia de uma versão de firmware diferente, com tabela de partições distinta</w:t>
             </w:r>
           </w:p>
         </w:tc>
@@ -3353,117 +3147,7 @@
                 <w:sz w:val="21"/>
                 <w:szCs w:val="21"/>
               </w:rPr>
-              <w:t xml:space="preserve">Reinstalar conforme a seção 3.1, ou usar o terminal integrado do Visual Studio Code</w:t>
-            </w:r>
-          </w:p>
-        </w:tc>
-      </w:tr>
-      <w:tr>
-        <w:tc>
-          <w:tcPr>
-            <w:tcW w:type="dxa" w:w="2400"/>
-            <w:tcBorders>
-              <w:top w:val="single" w:color="000000" w:sz="4"/>
-              <w:left w:val="single" w:color="000000" w:sz="4"/>
-              <w:bottom w:val="single" w:color="000000" w:sz="4"/>
-              <w:right w:val="single" w:color="000000" w:sz="4"/>
-            </w:tcBorders>
-            <w:tcMar>
-              <w:top w:type="dxa" w:w="60"/>
-              <w:left w:type="dxa" w:w="100"/>
-              <w:bottom w:type="dxa" w:w="60"/>
-              <w:right w:type="dxa" w:w="100"/>
-            </w:tcMar>
-            <w:vAlign w:val="center"/>
-          </w:tcPr>
-          <w:p>
-            <w:pPr>
-              <w:spacing w:line="240" w:lineRule="auto"/>
-              <w:jc w:val="left"/>
-            </w:pPr>
-            <w:r>
-              <w:rPr>
-                <w:rFonts w:ascii="Arial" w:cs="Arial" w:eastAsia="Arial" w:hAnsi="Arial"/>
-                <w:b w:val="false"/>
-                <w:bCs w:val="false"/>
-                <w:i w:val="false"/>
-                <w:iCs w:val="false"/>
-                <w:sz w:val="21"/>
-                <w:szCs w:val="21"/>
-              </w:rPr>
-              <w:t xml:space="preserve">Firmware grava com sucesso, mas o teste de conexão (Modbus/BLE) falha</w:t>
-            </w:r>
-          </w:p>
-        </w:tc>
-        <w:tc>
-          <w:tcPr>
-            <w:tcW w:type="dxa" w:w="3438"/>
-            <w:tcBorders>
-              <w:top w:val="single" w:color="000000" w:sz="4"/>
-              <w:left w:val="single" w:color="000000" w:sz="4"/>
-              <w:bottom w:val="single" w:color="000000" w:sz="4"/>
-              <w:right w:val="single" w:color="000000" w:sz="4"/>
-            </w:tcBorders>
-            <w:tcMar>
-              <w:top w:type="dxa" w:w="60"/>
-              <w:left w:type="dxa" w:w="100"/>
-              <w:bottom w:type="dxa" w:w="60"/>
-              <w:right w:type="dxa" w:w="100"/>
-            </w:tcMar>
-            <w:vAlign w:val="center"/>
-          </w:tcPr>
-          <w:p>
-            <w:pPr>
-              <w:spacing w:line="240" w:lineRule="auto"/>
-              <w:jc w:val="left"/>
-            </w:pPr>
-            <w:r>
-              <w:rPr>
-                <w:rFonts w:ascii="Arial" w:cs="Arial" w:eastAsia="Arial" w:hAnsi="Arial"/>
-                <w:b w:val="false"/>
-                <w:bCs w:val="false"/>
-                <w:i w:val="false"/>
-                <w:iCs w:val="false"/>
-                <w:sz w:val="21"/>
-                <w:szCs w:val="21"/>
-              </w:rPr>
-              <w:t xml:space="preserve">Versão de contrato diferente da esperada pelo software, ou montagem do MPU6050 incorreta</w:t>
-            </w:r>
-          </w:p>
-        </w:tc>
-        <w:tc>
-          <w:tcPr>
-            <w:tcW w:type="dxa" w:w="3800"/>
-            <w:tcBorders>
-              <w:top w:val="single" w:color="000000" w:sz="4"/>
-              <w:left w:val="single" w:color="000000" w:sz="4"/>
-              <w:bottom w:val="single" w:color="000000" w:sz="4"/>
-              <w:right w:val="single" w:color="000000" w:sz="4"/>
-            </w:tcBorders>
-            <w:tcMar>
-              <w:top w:type="dxa" w:w="60"/>
-              <w:left w:type="dxa" w:w="100"/>
-              <w:bottom w:type="dxa" w:w="60"/>
-              <w:right w:type="dxa" w:w="100"/>
-            </w:tcMar>
-            <w:vAlign w:val="center"/>
-          </w:tcPr>
-          <w:p>
-            <w:pPr>
-              <w:spacing w:line="240" w:lineRule="auto"/>
-              <w:jc w:val="left"/>
-            </w:pPr>
-            <w:r>
-              <w:rPr>
-                <w:rFonts w:ascii="Arial" w:cs="Arial" w:eastAsia="Arial" w:hAnsi="Arial"/>
-                <w:b w:val="false"/>
-                <w:bCs w:val="false"/>
-                <w:i w:val="false"/>
-                <w:iCs w:val="false"/>
-                <w:sz w:val="21"/>
-                <w:szCs w:val="21"/>
-              </w:rPr>
-              <w:t xml:space="preserve">Confirmar FIRMWARE_VERSION contra a esperada; reconferir a pinagem em docs/pinout.md</w:t>
+              <w:t xml:space="preserve">Usar apenas os três .bin e a linha de comando gravados juntos, da mesma versão — nunca misturar arquivos de mídias diferentes</w:t>
             </w:r>
           </w:p>
         </w:tc>

--- a/docs/procedimento-gravacao-firmware.docx
+++ b/docs/procedimento-gravacao-firmware.docx
@@ -1252,7 +1252,7 @@
                 <w:sz w:val="21"/>
                 <w:szCs w:val="21"/>
               </w:rPr>
-              <w:t xml:space="preserve">Mídia (DVD ou CD) de gravação, arquivada no repositório físico da fábrica, contendo firmware.bin, bootloader.bin, partitions.bin e o esptool (standalone, para Windows)</w:t>
+              <w:t xml:space="preserve">Mídia (DVD ou CD) de gravação, arquivada no repositório físico da fábrica, contendo firmware.bin, bootloader.bin, partitions.bin e o esptool (standalone, para Windows — deve ficar acessível pelo PATH do Windows, ver seção 3, passo 5)</w:t>
             </w:r>
           </w:p>
         </w:tc>
@@ -1590,6 +1590,57 @@
           <w:szCs w:val="21"/>
         </w:rPr>
         <w:t xml:space="preserve">Conectar o ESP32 ao computador pelo cabo USB e confirmar que o Windows reconheceu a placa como porta serial (COMx, no Gerenciador de Dispositivos). Se a porta não aparecer, ver seção 5 (driver CH9102).</w:t>
+      </w:r>
+    </w:p>
+    <w:p>
+      <w:pPr>
+        <w:spacing w:after="100" w:line="264" w:lineRule="auto"/>
+        <w:ind w:left="500" w:hanging="300"/>
+        <w:jc w:val="both"/>
+      </w:pPr>
+      <w:r>
+        <w:rPr>
+          <w:rFonts w:ascii="Arial" w:cs="Arial" w:eastAsia="Arial" w:hAnsi="Arial"/>
+          <w:b/>
+          <w:bCs/>
+          <w:sz w:val="21"/>
+          <w:szCs w:val="21"/>
+        </w:rPr>
+        <w:t xml:space="preserve">5. </w:t>
+      </w:r>
+      <w:r>
+        <w:rPr>
+          <w:rFonts w:ascii="Arial" w:cs="Arial" w:eastAsia="Arial" w:hAnsi="Arial"/>
+          <w:sz w:val="21"/>
+          <w:szCs w:val="21"/>
+        </w:rPr>
+        <w:t xml:space="preserve">Adicionar a pasta do esptool (copiada da mídia) ao PATH do Windows, ou anotar seu caminho completo — evita ter que abrir o terminal exatamente dentro dessa pasta a cada gravação:</w:t>
+      </w:r>
+    </w:p>
+    <w:p>
+      <w:pPr>
+        <w:spacing w:after="200" w:before="100" w:line="240" w:lineRule="auto"/>
+        <w:ind w:left="300"/>
+      </w:pPr>
+      <w:r>
+        <w:rPr>
+          <w:rFonts w:ascii="Courier New" w:cs="Courier New" w:eastAsia="Courier New" w:hAnsi="Courier New"/>
+          <w:sz w:val="18"/>
+          <w:szCs w:val="18"/>
+        </w:rPr>
+        <w:t xml:space="preserve">setx PATH "%PATH%;C:\caminho\para\esptool"</w:t>
+      </w:r>
+      <w:r>
+        <w:br/>
+        <w:t xml:space="preserve"/>
+      </w:r>
+      <w:r>
+        <w:rPr>
+          <w:rFonts w:ascii="Courier New" w:cs="Courier New" w:eastAsia="Courier New" w:hAnsi="Courier New"/>
+          <w:sz w:val="18"/>
+          <w:szCs w:val="18"/>
+        </w:rPr>
+        <w:t xml:space="preserve">REM abrir um novo terminal depois de rodar o setx, para o PATH novo valer</w:t>
       </w:r>
     </w:p>
     <w:p>
@@ -2818,6 +2869,116 @@
                 <w:szCs w:val="21"/>
               </w:rPr>
               <w:t xml:space="preserve">Instalar o driver oficial "CH9102" da WCH (instalador local, não exige internet)</w:t>
+            </w:r>
+          </w:p>
+        </w:tc>
+      </w:tr>
+      <w:tr>
+        <w:tc>
+          <w:tcPr>
+            <w:tcW w:type="dxa" w:w="2400"/>
+            <w:tcBorders>
+              <w:top w:val="single" w:color="000000" w:sz="4"/>
+              <w:left w:val="single" w:color="000000" w:sz="4"/>
+              <w:bottom w:val="single" w:color="000000" w:sz="4"/>
+              <w:right w:val="single" w:color="000000" w:sz="4"/>
+            </w:tcBorders>
+            <w:tcMar>
+              <w:top w:type="dxa" w:w="60"/>
+              <w:left w:type="dxa" w:w="100"/>
+              <w:bottom w:type="dxa" w:w="60"/>
+              <w:right w:type="dxa" w:w="100"/>
+            </w:tcMar>
+            <w:vAlign w:val="center"/>
+          </w:tcPr>
+          <w:p>
+            <w:pPr>
+              <w:spacing w:line="240" w:lineRule="auto"/>
+              <w:jc w:val="left"/>
+            </w:pPr>
+            <w:r>
+              <w:rPr>
+                <w:rFonts w:ascii="Arial" w:cs="Arial" w:eastAsia="Arial" w:hAnsi="Arial"/>
+                <w:b w:val="false"/>
+                <w:bCs w:val="false"/>
+                <w:i w:val="false"/>
+                <w:iCs w:val="false"/>
+                <w:sz w:val="21"/>
+                <w:szCs w:val="21"/>
+              </w:rPr>
+              <w:t xml:space="preserve">"'esptool' não é reconhecido como um comando..."</w:t>
+            </w:r>
+          </w:p>
+        </w:tc>
+        <w:tc>
+          <w:tcPr>
+            <w:tcW w:type="dxa" w:w="3438"/>
+            <w:tcBorders>
+              <w:top w:val="single" w:color="000000" w:sz="4"/>
+              <w:left w:val="single" w:color="000000" w:sz="4"/>
+              <w:bottom w:val="single" w:color="000000" w:sz="4"/>
+              <w:right w:val="single" w:color="000000" w:sz="4"/>
+            </w:tcBorders>
+            <w:tcMar>
+              <w:top w:type="dxa" w:w="60"/>
+              <w:left w:type="dxa" w:w="100"/>
+              <w:bottom w:type="dxa" w:w="60"/>
+              <w:right w:type="dxa" w:w="100"/>
+            </w:tcMar>
+            <w:vAlign w:val="center"/>
+          </w:tcPr>
+          <w:p>
+            <w:pPr>
+              <w:spacing w:line="240" w:lineRule="auto"/>
+              <w:jc w:val="left"/>
+            </w:pPr>
+            <w:r>
+              <w:rPr>
+                <w:rFonts w:ascii="Arial" w:cs="Arial" w:eastAsia="Arial" w:hAnsi="Arial"/>
+                <w:b w:val="false"/>
+                <w:bCs w:val="false"/>
+                <w:i w:val="false"/>
+                <w:iCs w:val="false"/>
+                <w:sz w:val="21"/>
+                <w:szCs w:val="21"/>
+              </w:rPr>
+              <w:t xml:space="preserve">Pasta do esptool não está no PATH do Windows nem é a pasta atual do terminal</w:t>
+            </w:r>
+          </w:p>
+        </w:tc>
+        <w:tc>
+          <w:tcPr>
+            <w:tcW w:type="dxa" w:w="3800"/>
+            <w:tcBorders>
+              <w:top w:val="single" w:color="000000" w:sz="4"/>
+              <w:left w:val="single" w:color="000000" w:sz="4"/>
+              <w:bottom w:val="single" w:color="000000" w:sz="4"/>
+              <w:right w:val="single" w:color="000000" w:sz="4"/>
+            </w:tcBorders>
+            <w:tcMar>
+              <w:top w:type="dxa" w:w="60"/>
+              <w:left w:type="dxa" w:w="100"/>
+              <w:bottom w:type="dxa" w:w="60"/>
+              <w:right w:type="dxa" w:w="100"/>
+            </w:tcMar>
+            <w:vAlign w:val="center"/>
+          </w:tcPr>
+          <w:p>
+            <w:pPr>
+              <w:spacing w:line="240" w:lineRule="auto"/>
+              <w:jc w:val="left"/>
+            </w:pPr>
+            <w:r>
+              <w:rPr>
+                <w:rFonts w:ascii="Arial" w:cs="Arial" w:eastAsia="Arial" w:hAnsi="Arial"/>
+                <w:b w:val="false"/>
+                <w:bCs w:val="false"/>
+                <w:i w:val="false"/>
+                <w:iCs w:val="false"/>
+                <w:sz w:val="21"/>
+                <w:szCs w:val="21"/>
+              </w:rPr>
+              <w:t xml:space="preserve">Adicionar a pasta ao PATH (seção 3, passo 5) e abrir um novo terminal; ou chamar esptool pelo caminho completo do .exe</w:t>
             </w:r>
           </w:p>
         </w:tc>

--- a/docs/procedimento-gravacao-firmware.docx
+++ b/docs/procedimento-gravacao-firmware.docx
@@ -338,6 +338,86 @@
         <w:spacing w:after="160"/>
       </w:pPr>
     </w:p>
+    <w:tbl>
+      <w:tblPr>
+        <w:tblW w:type="dxa" w:w="9638"/>
+        <w:tblBorders>
+          <w:top w:val="single" w:color="auto" w:sz="4"/>
+          <w:left w:val="single" w:color="auto" w:sz="4"/>
+          <w:bottom w:val="single" w:color="auto" w:sz="4"/>
+          <w:right w:val="single" w:color="auto" w:sz="4"/>
+          <w:insideH w:val="single" w:color="auto" w:sz="4"/>
+          <w:insideV w:val="single" w:color="auto" w:sz="4"/>
+        </w:tblBorders>
+      </w:tblPr>
+      <w:tblGrid>
+        <w:gridCol w:w="9638"/>
+      </w:tblGrid>
+      <w:tr>
+        <w:tc>
+          <w:tcPr>
+            <w:tcW w:type="dxa" w:w="9638"/>
+            <w:tcBorders>
+              <w:top w:val="single" w:color="000000" w:sz="4"/>
+              <w:left w:val="single" w:color="000000" w:sz="4"/>
+              <w:bottom w:val="single" w:color="000000" w:sz="4"/>
+              <w:right w:val="single" w:color="000000" w:sz="4"/>
+            </w:tcBorders>
+            <w:shd w:fill="F2F2F2" w:val="clear"/>
+            <w:tcMar>
+              <w:top w:type="dxa" w:w="140"/>
+              <w:left w:type="dxa" w:w="180"/>
+              <w:bottom w:type="dxa" w:w="140"/>
+              <w:right w:type="dxa" w:w="180"/>
+            </w:tcMar>
+          </w:tcPr>
+          <w:p>
+            <w:pPr>
+              <w:spacing w:after="100" w:line="264" w:lineRule="auto"/>
+              <w:jc w:val="both"/>
+            </w:pPr>
+            <w:r>
+              <w:rPr>
+                <w:rFonts w:ascii="Arial" w:cs="Arial" w:eastAsia="Arial" w:hAnsi="Arial"/>
+                <w:b/>
+                <w:bCs/>
+                <w:sz w:val="21"/>
+                <w:szCs w:val="21"/>
+              </w:rPr>
+              <w:t xml:space="preserve">RESUMO RÁPIDO</w:t>
+            </w:r>
+          </w:p>
+          <w:p>
+            <w:pPr>
+              <w:spacing w:after="100" w:line="264" w:lineRule="auto"/>
+              <w:jc w:val="both"/>
+            </w:pPr>
+            <w:r>
+              <w:rPr>
+                <w:rFonts w:ascii="Arial" w:cs="Arial" w:eastAsia="Arial" w:hAnsi="Arial"/>
+                <w:sz w:val="21"/>
+                <w:szCs w:val="21"/>
+              </w:rPr>
+              <w:t xml:space="preserve">Conecte o ESP32 por USB, abra um terminal na pasta do esptool (mídia), rode o comando write_flash anotado com os três .bin. Sem internet, sem PlatformIO no computador de gravação. Detalhes na seção 4.2.</w:t>
+            </w:r>
+          </w:p>
+          <w:p>
+            <w:pPr>
+              <w:spacing w:after="0" w:line="264" w:lineRule="auto"/>
+              <w:jc w:val="both"/>
+            </w:pPr>
+            <w:r>
+              <w:rPr>
+                <w:rFonts w:ascii="Arial" w:cs="Arial" w:eastAsia="Arial" w:hAnsi="Arial"/>
+                <w:sz w:val="21"/>
+                <w:szCs w:val="21"/>
+              </w:rPr>
+              <w:t xml:space="preserve">A compilação do firmware (que usa internet) é trabalho de quem mantém o projeto, feito antes e em outro computador — ver ANEXO A.</w:t>
+            </w:r>
+          </w:p>
+        </w:tc>
+      </w:tr>
+    </w:tbl>
     <w:p>
       <w:pPr>
         <w:keepNext/>
@@ -379,7 +459,7 @@
           <w:sz w:val="21"/>
           <w:szCs w:val="21"/>
         </w:rPr>
-        <w:t xml:space="preserve">IMPORTANTE: a gravação em campo/fábrica é sempre realizada em computador com Windows (10 ou 11) e sem conexão à internet, a partir dos arquivos binários já compilados (firmware.bin, bootloader.bin e partitions.bin) e da ferramenta esptool, gravados em mídia (DVD/CD) e arquivados no repositório físico da fábrica — não é feita compilação do firmware no local da gravação. A compilação (que exige o PlatformIO e internet) é uma etapa separada, descrita na seção 4.1, realizada à parte por quem mantém o firmware.</w:t>
+        <w:t xml:space="preserve">IMPORTANTE: em nenhum momento da gravação é permitido ou necessário usar internet no computador de destino — a gravação em campo/fábrica é sempre realizada em computador com Windows (10 ou 11), a partir dos arquivos binários já compilados (firmware.bin, bootloader.bin e partitions.bin) e da ferramenta esptool, gravados em mídia e arquivados no repositório físico da fábrica. Não é feita compilação do firmware no local da gravação. A compilação (que exige o PlatformIO e internet) é atividade separada, de quem mantém o firmware, feita antes e em outro computador — ver o ANEXO A no fim deste documento, que não faz parte da sequência de gravação.</w:t>
       </w:r>
     </w:p>
     <w:p>
@@ -1673,21 +1753,7 @@
           <w:sz w:val="21"/>
           <w:szCs w:val="21"/>
         </w:rPr>
-        <w:t xml:space="preserve">4.1 Compilação do firmware (feita à parte, com internet — não é a gravação em si)</w:t>
-      </w:r>
-    </w:p>
-    <w:p>
-      <w:pPr>
-        <w:spacing w:after="160" w:before="0" w:line="264" w:lineRule="auto"/>
-        <w:jc w:val="both"/>
-      </w:pPr>
-      <w:r>
-        <w:rPr>
-          <w:rFonts w:ascii="Arial" w:cs="Arial" w:eastAsia="Arial" w:hAnsi="Arial"/>
-          <w:sz w:val="21"/>
-          <w:szCs w:val="21"/>
-        </w:rPr>
-        <w:t xml:space="preserve">Esta etapa NÃO é executada no computador de destino em campo/fábrica. É feita uma única vez por versão de firmware, por quem mantém o projeto, num computador com PlatformIO e internet.</w:t>
+        <w:t xml:space="preserve">4.1 Verificação prévia da porta serial</w:t>
       </w:r>
     </w:p>
     <w:p>
@@ -1712,40 +1778,14 @@
           <w:sz w:val="21"/>
           <w:szCs w:val="21"/>
         </w:rPr>
-        <w:t xml:space="preserve">No repositório do projeto, na pasta firmware/, compilar com o PlatformIO:</w:t>
-      </w:r>
-    </w:p>
-    <w:p>
-      <w:pPr>
-        <w:spacing w:after="200" w:before="100" w:line="240" w:lineRule="auto"/>
-        <w:ind w:left="300"/>
-      </w:pPr>
-      <w:r>
-        <w:rPr>
-          <w:rFonts w:ascii="Courier New" w:cs="Courier New" w:eastAsia="Courier New" w:hAnsi="Courier New"/>
-          <w:sz w:val="18"/>
-          <w:szCs w:val="18"/>
-        </w:rPr>
-        <w:t xml:space="preserve">cd firmware</w:t>
-      </w:r>
-      <w:r>
-        <w:br/>
-        <w:t xml:space="preserve"/>
-      </w:r>
-      <w:r>
-        <w:rPr>
-          <w:rFonts w:ascii="Courier New" w:cs="Courier New" w:eastAsia="Courier New" w:hAnsi="Courier New"/>
-          <w:sz w:val="18"/>
-          <w:szCs w:val="18"/>
-        </w:rPr>
-        <w:t xml:space="preserve">pio run</w:t>
-      </w:r>
-    </w:p>
-    <w:p>
-      <w:pPr>
-        <w:spacing w:after="100" w:line="264" w:lineRule="auto"/>
-        <w:ind w:left="500" w:hanging="300"/>
-        <w:jc w:val="both"/>
+        <w:t xml:space="preserve">Com o ESP32 conectado (seção 3), abrir o Gerenciador de Dispositivos do Windows e identificar a porta COM atribuída à placa.</w:t>
+      </w:r>
+    </w:p>
+    <w:p>
+      <w:pPr>
+        <w:keepNext/>
+        <w:spacing w:after="120" w:before="200"/>
+        <w:ind w:left="0"/>
       </w:pPr>
       <w:r>
         <w:rPr>
@@ -1755,22 +1795,106 @@
           <w:sz w:val="21"/>
           <w:szCs w:val="21"/>
         </w:rPr>
-        <w:t xml:space="preserve">2. </w:t>
-      </w:r>
+        <w:t xml:space="preserve">4.2 Gravação offline via esptool</w:t>
+      </w:r>
+    </w:p>
+    <w:p>
+      <w:pPr>
+        <w:spacing w:after="160" w:before="0" w:line="264" w:lineRule="auto"/>
+        <w:jc w:val="both"/>
+      </w:pPr>
       <w:r>
         <w:rPr>
           <w:rFonts w:ascii="Arial" w:cs="Arial" w:eastAsia="Arial" w:hAnsi="Arial"/>
           <w:sz w:val="21"/>
           <w:szCs w:val="21"/>
         </w:rPr>
-        <w:t xml:space="preserve">Localizar os três arquivos binários gerados em firmware/.pio/build/esp32dev/: firmware.bin, bootloader.bin e partitions.bin.</w:t>
-      </w:r>
-    </w:p>
-    <w:p>
-      <w:pPr>
-        <w:spacing w:after="100" w:line="264" w:lineRule="auto"/>
-        <w:ind w:left="500" w:hanging="300"/>
+        <w:t xml:space="preserve">Com os arquivos da mídia já copiados (seção 3) e a porta COM identificada (seção 4.1), abrir um terminal na pasta que contém o esptool e os três .bin, e executar a linha de comando anotada no ANEXO A, ajustando apenas a porta:</w:t>
+      </w:r>
+    </w:p>
+    <w:p>
+      <w:pPr>
+        <w:spacing w:after="200" w:before="100" w:line="240" w:lineRule="auto"/>
+        <w:ind w:left="300"/>
+      </w:pPr>
+      <w:r>
+        <w:rPr>
+          <w:rFonts w:ascii="Courier New" w:cs="Courier New" w:eastAsia="Courier New" w:hAnsi="Courier New"/>
+          <w:sz w:val="18"/>
+          <w:szCs w:val="18"/>
+        </w:rPr>
+        <w:t xml:space="preserve">esptool --chip esp32 --port COMx --baud 460800 write_flash ^</w:t>
+      </w:r>
+      <w:r>
+        <w:br/>
+        <w:t xml:space="preserve"/>
+      </w:r>
+      <w:r>
+        <w:rPr>
+          <w:rFonts w:ascii="Courier New" w:cs="Courier New" w:eastAsia="Courier New" w:hAnsi="Courier New"/>
+          <w:sz w:val="18"/>
+          <w:szCs w:val="18"/>
+        </w:rPr>
+        <w:t xml:space="preserve">  0x1000  bootloader.bin ^</w:t>
+      </w:r>
+      <w:r>
+        <w:br/>
+        <w:t xml:space="preserve"/>
+      </w:r>
+      <w:r>
+        <w:rPr>
+          <w:rFonts w:ascii="Courier New" w:cs="Courier New" w:eastAsia="Courier New" w:hAnsi="Courier New"/>
+          <w:sz w:val="18"/>
+          <w:szCs w:val="18"/>
+        </w:rPr>
+        <w:t xml:space="preserve">  0x8000  partitions.bin ^</w:t>
+      </w:r>
+      <w:r>
+        <w:br/>
+        <w:t xml:space="preserve"/>
+      </w:r>
+      <w:r>
+        <w:rPr>
+          <w:rFonts w:ascii="Courier New" w:cs="Courier New" w:eastAsia="Courier New" w:hAnsi="Courier New"/>
+          <w:sz w:val="18"/>
+          <w:szCs w:val="18"/>
+        </w:rPr>
+        <w:t xml:space="preserve">  0x10000 firmware.bin</w:t>
+      </w:r>
+    </w:p>
+    <w:p>
+      <w:pPr>
+        <w:spacing w:after="160" w:before="0" w:line="264" w:lineRule="auto"/>
         <w:jc w:val="both"/>
+      </w:pPr>
+      <w:r>
+        <w:rPr>
+          <w:rFonts w:ascii="Arial" w:cs="Arial" w:eastAsia="Arial" w:hAnsi="Arial"/>
+          <w:sz w:val="21"/>
+          <w:szCs w:val="21"/>
+        </w:rPr>
+        <w:t xml:space="preserve">Substituir COMx pela porta identificada na seção 4.1, e confirmar que os endereços (0x1000/0x8000/0x10000) e nomes de arquivo batem exatamente com os anotados no ANEXO A para esta versão do firmware — endereços errados não gravam o firmware corretamente.</w:t>
+      </w:r>
+    </w:p>
+    <w:p>
+      <w:pPr>
+        <w:spacing w:after="160" w:before="0" w:line="264" w:lineRule="auto"/>
+        <w:jc w:val="both"/>
+      </w:pPr>
+      <w:r>
+        <w:rPr>
+          <w:rFonts w:ascii="Arial" w:cs="Arial" w:eastAsia="Arial" w:hAnsi="Arial"/>
+          <w:sz w:val="21"/>
+          <w:szCs w:val="21"/>
+        </w:rPr>
+        <w:t xml:space="preserve">Aguardar a mensagem "Hash of data verified" / "Hard resetting via RTS pin...", que confirma a gravação e o reset automático da placa.</w:t>
+      </w:r>
+    </w:p>
+    <w:p>
+      <w:pPr>
+        <w:keepNext/>
+        <w:spacing w:after="120" w:before="200"/>
+        <w:ind w:left="0"/>
       </w:pPr>
       <w:r>
         <w:rPr>
@@ -1780,43 +1904,7 @@
           <w:sz w:val="21"/>
           <w:szCs w:val="21"/>
         </w:rPr>
-        <w:t xml:space="preserve">3. </w:t>
-      </w:r>
-      <w:r>
-        <w:rPr>
-          <w:rFonts w:ascii="Arial" w:cs="Arial" w:eastAsia="Arial" w:hAnsi="Arial"/>
-          <w:sz w:val="21"/>
-          <w:szCs w:val="21"/>
-        </w:rPr>
-        <w:t xml:space="preserve">Com o ESP32 conectado, gravar uma vez com o PlatformIO em modo verboso, e anotar/guardar a linha de comando completa do esptool que ele imprime (endereços de memória de cada arquivo):</w:t>
-      </w:r>
-    </w:p>
-    <w:p>
-      <w:pPr>
-        <w:spacing w:after="200" w:before="100" w:line="240" w:lineRule="auto"/>
-        <w:ind w:left="300"/>
-      </w:pPr>
-      <w:r>
-        <w:rPr>
-          <w:rFonts w:ascii="Courier New" w:cs="Courier New" w:eastAsia="Courier New" w:hAnsi="Courier New"/>
-          <w:sz w:val="18"/>
-          <w:szCs w:val="18"/>
-        </w:rPr>
-        <w:t xml:space="preserve">pio run -t upload -v</w:t>
-      </w:r>
-    </w:p>
-    <w:p>
-      <w:pPr>
-        <w:spacing w:after="160" w:before="0" w:line="264" w:lineRule="auto"/>
-        <w:jc w:val="both"/>
-      </w:pPr>
-      <w:r>
-        <w:rPr>
-          <w:rFonts w:ascii="Arial" w:cs="Arial" w:eastAsia="Arial" w:hAnsi="Arial"/>
-          <w:sz w:val="21"/>
-          <w:szCs w:val="21"/>
-        </w:rPr>
-        <w:t xml:space="preserve">Essa linha de comando (algo como esptool.py --chip esp32 --port COMx --baud 460800 write_flash 0x1000 bootloader.bin 0x8000 partitions.bin 0x10000 firmware.bin — os endereços exatos podem variar conforme a tabela de partições do projeto) é a que será reutilizada offline na seção 4.3, apenas trocando a porta COM.</w:t>
+        <w:t xml:space="preserve">4.3 Verificação inicial via monitor serial</w:t>
       </w:r>
     </w:p>
     <w:p>
@@ -1833,7 +1921,7 @@
           <w:sz w:val="21"/>
           <w:szCs w:val="21"/>
         </w:rPr>
-        <w:t xml:space="preserve">4. </w:t>
+        <w:t xml:space="preserve">1. </w:t>
       </w:r>
       <w:r>
         <w:rPr>
@@ -1841,14 +1929,14 @@
           <w:sz w:val="21"/>
           <w:szCs w:val="21"/>
         </w:rPr>
-        <w:t xml:space="preserve">Gravar os três arquivos .bin, o esptool (standalone para Windows, baixado em https://github.com/espressif/esptool/releases) e a linha de comando anotada no DVD/CD, e arquivar no repositório físico da fábrica, identificados com a versão do firmware (FIRMWARE_VERSION).</w:t>
-      </w:r>
-    </w:p>
-    <w:p>
-      <w:pPr>
-        <w:keepNext/>
-        <w:spacing w:after="120" w:before="200"/>
-        <w:ind w:left="0"/>
+        <w:t xml:space="preserve">Abrir um monitor serial (ex.: PuTTY, ou o monitor do Windows Terminal) na mesma porta, a 115200 bauds.</w:t>
+      </w:r>
+    </w:p>
+    <w:p>
+      <w:pPr>
+        <w:spacing w:after="100" w:line="264" w:lineRule="auto"/>
+        <w:ind w:left="500" w:hanging="300"/>
+        <w:jc w:val="both"/>
       </w:pPr>
       <w:r>
         <w:rPr>
@@ -1858,7 +1946,15 @@
           <w:sz w:val="21"/>
           <w:szCs w:val="21"/>
         </w:rPr>
-        <w:t xml:space="preserve">4.2 Verificação prévia da porta serial</w:t>
+        <w:t xml:space="preserve">2. </w:t>
+      </w:r>
+      <w:r>
+        <w:rPr>
+          <w:rFonts w:ascii="Arial" w:cs="Arial" w:eastAsia="Arial" w:hAnsi="Arial"/>
+          <w:sz w:val="21"/>
+          <w:szCs w:val="21"/>
+        </w:rPr>
+        <w:t xml:space="preserve">Confirmar que o ESP32 reinicia e que não há erro de inicialização do MPU6050 ou dos módulos de comunicação (Modbus/BLE).</w:t>
       </w:r>
     </w:p>
     <w:p>
@@ -1875,7 +1971,7 @@
           <w:sz w:val="21"/>
           <w:szCs w:val="21"/>
         </w:rPr>
-        <w:t xml:space="preserve">1. </w:t>
+        <w:t xml:space="preserve">3. </w:t>
       </w:r>
       <w:r>
         <w:rPr>
@@ -1883,7 +1979,7 @@
           <w:sz w:val="21"/>
           <w:szCs w:val="21"/>
         </w:rPr>
-        <w:t xml:space="preserve">Com o ESP32 conectado (seção 3), abrir o Gerenciador de Dispositivos do Windows e identificar a porta COM atribuída à placa.</w:t>
+        <w:t xml:space="preserve">Encerrar o monitor serial antes de conectar qualquer software de supervisão — a porta USB é exclusiva ao protocolo Modbus RTU.</w:t>
       </w:r>
     </w:p>
     <w:p>
@@ -1900,208 +1996,7 @@
           <w:sz w:val="21"/>
           <w:szCs w:val="21"/>
         </w:rPr>
-        <w:t xml:space="preserve">4.3 Gravação offline via esptool</w:t>
-      </w:r>
-    </w:p>
-    <w:p>
-      <w:pPr>
-        <w:spacing w:after="160" w:before="0" w:line="264" w:lineRule="auto"/>
-        <w:jc w:val="both"/>
-      </w:pPr>
-      <w:r>
-        <w:rPr>
-          <w:rFonts w:ascii="Arial" w:cs="Arial" w:eastAsia="Arial" w:hAnsi="Arial"/>
-          <w:sz w:val="21"/>
-          <w:szCs w:val="21"/>
-        </w:rPr>
-        <w:t xml:space="preserve">Com os arquivos da mídia já copiados (seção 3) e a porta COM identificada (seção 4.2), abrir um terminal na pasta que contém o esptool e os três .bin, e executar a linha de comando anotada na seção 4.1, ajustando apenas a porta:</w:t>
-      </w:r>
-    </w:p>
-    <w:p>
-      <w:pPr>
-        <w:spacing w:after="200" w:before="100" w:line="240" w:lineRule="auto"/>
-        <w:ind w:left="300"/>
-      </w:pPr>
-      <w:r>
-        <w:rPr>
-          <w:rFonts w:ascii="Courier New" w:cs="Courier New" w:eastAsia="Courier New" w:hAnsi="Courier New"/>
-          <w:sz w:val="18"/>
-          <w:szCs w:val="18"/>
-        </w:rPr>
-        <w:t xml:space="preserve">esptool --chip esp32 --port COMx --baud 460800 write_flash ^</w:t>
-      </w:r>
-      <w:r>
-        <w:br/>
-        <w:t xml:space="preserve"/>
-      </w:r>
-      <w:r>
-        <w:rPr>
-          <w:rFonts w:ascii="Courier New" w:cs="Courier New" w:eastAsia="Courier New" w:hAnsi="Courier New"/>
-          <w:sz w:val="18"/>
-          <w:szCs w:val="18"/>
-        </w:rPr>
-        <w:t xml:space="preserve">  0x1000  bootloader.bin ^</w:t>
-      </w:r>
-      <w:r>
-        <w:br/>
-        <w:t xml:space="preserve"/>
-      </w:r>
-      <w:r>
-        <w:rPr>
-          <w:rFonts w:ascii="Courier New" w:cs="Courier New" w:eastAsia="Courier New" w:hAnsi="Courier New"/>
-          <w:sz w:val="18"/>
-          <w:szCs w:val="18"/>
-        </w:rPr>
-        <w:t xml:space="preserve">  0x8000  partitions.bin ^</w:t>
-      </w:r>
-      <w:r>
-        <w:br/>
-        <w:t xml:space="preserve"/>
-      </w:r>
-      <w:r>
-        <w:rPr>
-          <w:rFonts w:ascii="Courier New" w:cs="Courier New" w:eastAsia="Courier New" w:hAnsi="Courier New"/>
-          <w:sz w:val="18"/>
-          <w:szCs w:val="18"/>
-        </w:rPr>
-        <w:t xml:space="preserve">  0x10000 firmware.bin</w:t>
-      </w:r>
-    </w:p>
-    <w:p>
-      <w:pPr>
-        <w:spacing w:after="160" w:before="0" w:line="264" w:lineRule="auto"/>
-        <w:jc w:val="both"/>
-      </w:pPr>
-      <w:r>
-        <w:rPr>
-          <w:rFonts w:ascii="Arial" w:cs="Arial" w:eastAsia="Arial" w:hAnsi="Arial"/>
-          <w:sz w:val="21"/>
-          <w:szCs w:val="21"/>
-        </w:rPr>
-        <w:t xml:space="preserve">Substituir COMx pela porta identificada na seção 4.2, e confirmar que os endereços (0x1000/0x8000/0x10000) e nomes de arquivo batem exatamente com os anotados na seção 4.1 para esta versão do firmware — endereços errados não gravam o firmware corretamente.</w:t>
-      </w:r>
-    </w:p>
-    <w:p>
-      <w:pPr>
-        <w:spacing w:after="160" w:before="0" w:line="264" w:lineRule="auto"/>
-        <w:jc w:val="both"/>
-      </w:pPr>
-      <w:r>
-        <w:rPr>
-          <w:rFonts w:ascii="Arial" w:cs="Arial" w:eastAsia="Arial" w:hAnsi="Arial"/>
-          <w:sz w:val="21"/>
-          <w:szCs w:val="21"/>
-        </w:rPr>
-        <w:t xml:space="preserve">Aguardar a mensagem "Hash of data verified" / "Hard resetting via RTS pin...", que confirma a gravação e o reset automático da placa.</w:t>
-      </w:r>
-    </w:p>
-    <w:p>
-      <w:pPr>
-        <w:keepNext/>
-        <w:spacing w:after="120" w:before="200"/>
-        <w:ind w:left="0"/>
-      </w:pPr>
-      <w:r>
-        <w:rPr>
-          <w:rFonts w:ascii="Arial" w:cs="Arial" w:eastAsia="Arial" w:hAnsi="Arial"/>
-          <w:b/>
-          <w:bCs/>
-          <w:sz w:val="21"/>
-          <w:szCs w:val="21"/>
-        </w:rPr>
-        <w:t xml:space="preserve">4.4 Verificação inicial via monitor serial</w:t>
-      </w:r>
-    </w:p>
-    <w:p>
-      <w:pPr>
-        <w:spacing w:after="100" w:line="264" w:lineRule="auto"/>
-        <w:ind w:left="500" w:hanging="300"/>
-        <w:jc w:val="both"/>
-      </w:pPr>
-      <w:r>
-        <w:rPr>
-          <w:rFonts w:ascii="Arial" w:cs="Arial" w:eastAsia="Arial" w:hAnsi="Arial"/>
-          <w:b/>
-          <w:bCs/>
-          <w:sz w:val="21"/>
-          <w:szCs w:val="21"/>
-        </w:rPr>
-        <w:t xml:space="preserve">1. </w:t>
-      </w:r>
-      <w:r>
-        <w:rPr>
-          <w:rFonts w:ascii="Arial" w:cs="Arial" w:eastAsia="Arial" w:hAnsi="Arial"/>
-          <w:sz w:val="21"/>
-          <w:szCs w:val="21"/>
-        </w:rPr>
-        <w:t xml:space="preserve">Abrir um monitor serial (ex.: PuTTY, ou o monitor do Windows Terminal) na mesma porta, a 115200 bauds.</w:t>
-      </w:r>
-    </w:p>
-    <w:p>
-      <w:pPr>
-        <w:spacing w:after="100" w:line="264" w:lineRule="auto"/>
-        <w:ind w:left="500" w:hanging="300"/>
-        <w:jc w:val="both"/>
-      </w:pPr>
-      <w:r>
-        <w:rPr>
-          <w:rFonts w:ascii="Arial" w:cs="Arial" w:eastAsia="Arial" w:hAnsi="Arial"/>
-          <w:b/>
-          <w:bCs/>
-          <w:sz w:val="21"/>
-          <w:szCs w:val="21"/>
-        </w:rPr>
-        <w:t xml:space="preserve">2. </w:t>
-      </w:r>
-      <w:r>
-        <w:rPr>
-          <w:rFonts w:ascii="Arial" w:cs="Arial" w:eastAsia="Arial" w:hAnsi="Arial"/>
-          <w:sz w:val="21"/>
-          <w:szCs w:val="21"/>
-        </w:rPr>
-        <w:t xml:space="preserve">Confirmar que o ESP32 reinicia e que não há erro de inicialização do MPU6050 ou dos módulos de comunicação (Modbus/BLE).</w:t>
-      </w:r>
-    </w:p>
-    <w:p>
-      <w:pPr>
-        <w:spacing w:after="100" w:line="264" w:lineRule="auto"/>
-        <w:ind w:left="500" w:hanging="300"/>
-        <w:jc w:val="both"/>
-      </w:pPr>
-      <w:r>
-        <w:rPr>
-          <w:rFonts w:ascii="Arial" w:cs="Arial" w:eastAsia="Arial" w:hAnsi="Arial"/>
-          <w:b/>
-          <w:bCs/>
-          <w:sz w:val="21"/>
-          <w:szCs w:val="21"/>
-        </w:rPr>
-        <w:t xml:space="preserve">3. </w:t>
-      </w:r>
-      <w:r>
-        <w:rPr>
-          <w:rFonts w:ascii="Arial" w:cs="Arial" w:eastAsia="Arial" w:hAnsi="Arial"/>
-          <w:sz w:val="21"/>
-          <w:szCs w:val="21"/>
-        </w:rPr>
-        <w:t xml:space="preserve">Encerrar o monitor serial antes de conectar qualquer software de supervisão — a porta USB é exclusiva ao protocolo Modbus RTU.</w:t>
-      </w:r>
-    </w:p>
-    <w:p>
-      <w:pPr>
-        <w:keepNext/>
-        <w:spacing w:after="120" w:before="200"/>
-        <w:ind w:left="0"/>
-      </w:pPr>
-      <w:r>
-        <w:rPr>
-          <w:rFonts w:ascii="Arial" w:cs="Arial" w:eastAsia="Arial" w:hAnsi="Arial"/>
-          <w:b/>
-          <w:bCs/>
-          <w:sz w:val="21"/>
-          <w:szCs w:val="21"/>
-        </w:rPr>
-        <w:t xml:space="preserve">4.5 Verificação de aceitação</w:t>
+        <w:t xml:space="preserve">4.4 Verificação de aceitação</w:t>
       </w:r>
     </w:p>
     <w:p>
@@ -2322,7 +2217,7 @@
                 <w:sz w:val="21"/>
                 <w:szCs w:val="21"/>
               </w:rPr>
-              <w:t xml:space="preserve">esptool (4.3) conclui com "Hash of data verified", sem erro</w:t>
+              <w:t xml:space="preserve">esptool (4.2) conclui com "Hash of data verified", sem erro</w:t>
             </w:r>
           </w:p>
         </w:tc>
@@ -2432,7 +2327,7 @@
                 <w:sz w:val="21"/>
                 <w:szCs w:val="21"/>
               </w:rPr>
-              <w:t xml:space="preserve">Monitor serial (4.4) não indica erro de inicialização do MPU6050</w:t>
+              <w:t xml:space="preserve">Monitor serial (4.3) não indica erro de inicialização do MPU6050</w:t>
             </w:r>
           </w:p>
         </w:tc>
@@ -3314,6 +3209,242 @@
         </w:tc>
       </w:tr>
     </w:tbl>
+    <w:p>
+      <w:pPr>
+        <w:keepNext/>
+        <w:spacing w:after="160" w:before="320"/>
+      </w:pPr>
+      <w:r>
+        <w:rPr>
+          <w:rFonts w:ascii="Arial" w:cs="Arial" w:eastAsia="Arial" w:hAnsi="Arial"/>
+          <w:b/>
+          <w:bCs/>
+          <w:sz w:val="22"/>
+          <w:szCs w:val="22"/>
+        </w:rPr>
+        <w:t xml:space="preserve">ANEXO A — PREPARAÇÃO DA MÍDIA (COMPILAÇÃO DO FIRMWARE)</w:t>
+      </w:r>
+    </w:p>
+    <w:tbl>
+      <w:tblPr>
+        <w:tblW w:type="dxa" w:w="9638"/>
+        <w:tblBorders>
+          <w:top w:val="single" w:color="auto" w:sz="4"/>
+          <w:left w:val="single" w:color="auto" w:sz="4"/>
+          <w:bottom w:val="single" w:color="auto" w:sz="4"/>
+          <w:right w:val="single" w:color="auto" w:sz="4"/>
+          <w:insideH w:val="single" w:color="auto" w:sz="4"/>
+          <w:insideV w:val="single" w:color="auto" w:sz="4"/>
+        </w:tblBorders>
+      </w:tblPr>
+      <w:tblGrid>
+        <w:gridCol w:w="9638"/>
+      </w:tblGrid>
+      <w:tr>
+        <w:tc>
+          <w:tcPr>
+            <w:tcW w:type="dxa" w:w="9638"/>
+            <w:tcBorders>
+              <w:top w:val="single" w:color="000000" w:sz="4"/>
+              <w:left w:val="single" w:color="000000" w:sz="4"/>
+              <w:bottom w:val="single" w:color="000000" w:sz="4"/>
+              <w:right w:val="single" w:color="000000" w:sz="4"/>
+            </w:tcBorders>
+            <w:shd w:fill="F2F2F2" w:val="clear"/>
+            <w:tcMar>
+              <w:top w:type="dxa" w:w="140"/>
+              <w:left w:type="dxa" w:w="180"/>
+              <w:bottom w:type="dxa" w:w="140"/>
+              <w:right w:type="dxa" w:w="180"/>
+            </w:tcMar>
+          </w:tcPr>
+          <w:p>
+            <w:pPr>
+              <w:spacing w:after="100" w:line="264" w:lineRule="auto"/>
+              <w:jc w:val="both"/>
+            </w:pPr>
+            <w:r>
+              <w:rPr>
+                <w:rFonts w:ascii="Arial" w:cs="Arial" w:eastAsia="Arial" w:hAnsi="Arial"/>
+                <w:b/>
+                <w:bCs/>
+                <w:sz w:val="21"/>
+                <w:szCs w:val="21"/>
+              </w:rPr>
+              <w:t xml:space="preserve">Este anexo NÃO é um passo da gravação.</w:t>
+            </w:r>
+          </w:p>
+          <w:p>
+            <w:pPr>
+              <w:spacing w:after="0" w:line="264" w:lineRule="auto"/>
+              <w:jc w:val="both"/>
+            </w:pPr>
+            <w:r>
+              <w:rPr>
+                <w:rFonts w:ascii="Arial" w:cs="Arial" w:eastAsia="Arial" w:hAnsi="Arial"/>
+                <w:sz w:val="21"/>
+                <w:szCs w:val="21"/>
+              </w:rPr>
+              <w:t xml:space="preserve">É trabalho de quem mantém o projeto, feito uma única vez por versão de firmware, num computador com PlatformIO e internet — nunca no computador de destino da gravação (campo/fábrica).</w:t>
+            </w:r>
+          </w:p>
+        </w:tc>
+      </w:tr>
+    </w:tbl>
+    <w:p>
+      <w:pPr>
+        <w:spacing w:after="100" w:line="264" w:lineRule="auto"/>
+        <w:ind w:left="500" w:hanging="300"/>
+        <w:jc w:val="both"/>
+      </w:pPr>
+      <w:r>
+        <w:rPr>
+          <w:rFonts w:ascii="Arial" w:cs="Arial" w:eastAsia="Arial" w:hAnsi="Arial"/>
+          <w:b/>
+          <w:bCs/>
+          <w:sz w:val="21"/>
+          <w:szCs w:val="21"/>
+        </w:rPr>
+        <w:t xml:space="preserve">1. </w:t>
+      </w:r>
+      <w:r>
+        <w:rPr>
+          <w:rFonts w:ascii="Arial" w:cs="Arial" w:eastAsia="Arial" w:hAnsi="Arial"/>
+          <w:sz w:val="21"/>
+          <w:szCs w:val="21"/>
+        </w:rPr>
+        <w:t xml:space="preserve">No repositório do projeto, na pasta firmware/, compilar com o PlatformIO:</w:t>
+      </w:r>
+    </w:p>
+    <w:p>
+      <w:pPr>
+        <w:spacing w:after="200" w:before="100" w:line="240" w:lineRule="auto"/>
+        <w:ind w:left="300"/>
+      </w:pPr>
+      <w:r>
+        <w:rPr>
+          <w:rFonts w:ascii="Courier New" w:cs="Courier New" w:eastAsia="Courier New" w:hAnsi="Courier New"/>
+          <w:sz w:val="18"/>
+          <w:szCs w:val="18"/>
+        </w:rPr>
+        <w:t xml:space="preserve">cd firmware</w:t>
+      </w:r>
+      <w:r>
+        <w:br/>
+        <w:t xml:space="preserve"/>
+      </w:r>
+      <w:r>
+        <w:rPr>
+          <w:rFonts w:ascii="Courier New" w:cs="Courier New" w:eastAsia="Courier New" w:hAnsi="Courier New"/>
+          <w:sz w:val="18"/>
+          <w:szCs w:val="18"/>
+        </w:rPr>
+        <w:t xml:space="preserve">pio run</w:t>
+      </w:r>
+    </w:p>
+    <w:p>
+      <w:pPr>
+        <w:spacing w:after="100" w:line="264" w:lineRule="auto"/>
+        <w:ind w:left="500" w:hanging="300"/>
+        <w:jc w:val="both"/>
+      </w:pPr>
+      <w:r>
+        <w:rPr>
+          <w:rFonts w:ascii="Arial" w:cs="Arial" w:eastAsia="Arial" w:hAnsi="Arial"/>
+          <w:b/>
+          <w:bCs/>
+          <w:sz w:val="21"/>
+          <w:szCs w:val="21"/>
+        </w:rPr>
+        <w:t xml:space="preserve">2. </w:t>
+      </w:r>
+      <w:r>
+        <w:rPr>
+          <w:rFonts w:ascii="Arial" w:cs="Arial" w:eastAsia="Arial" w:hAnsi="Arial"/>
+          <w:sz w:val="21"/>
+          <w:szCs w:val="21"/>
+        </w:rPr>
+        <w:t xml:space="preserve">Localizar os três arquivos binários gerados em firmware/.pio/build/esp32dev/: firmware.bin, bootloader.bin e partitions.bin.</w:t>
+      </w:r>
+    </w:p>
+    <w:p>
+      <w:pPr>
+        <w:spacing w:after="100" w:line="264" w:lineRule="auto"/>
+        <w:ind w:left="500" w:hanging="300"/>
+        <w:jc w:val="both"/>
+      </w:pPr>
+      <w:r>
+        <w:rPr>
+          <w:rFonts w:ascii="Arial" w:cs="Arial" w:eastAsia="Arial" w:hAnsi="Arial"/>
+          <w:b/>
+          <w:bCs/>
+          <w:sz w:val="21"/>
+          <w:szCs w:val="21"/>
+        </w:rPr>
+        <w:t xml:space="preserve">3. </w:t>
+      </w:r>
+      <w:r>
+        <w:rPr>
+          <w:rFonts w:ascii="Arial" w:cs="Arial" w:eastAsia="Arial" w:hAnsi="Arial"/>
+          <w:sz w:val="21"/>
+          <w:szCs w:val="21"/>
+        </w:rPr>
+        <w:t xml:space="preserve">Com o ESP32 conectado, gravar uma vez com o PlatformIO em modo verboso, e anotar/guardar a linha de comando completa do esptool que ele imprime (endereços de memória de cada arquivo):</w:t>
+      </w:r>
+    </w:p>
+    <w:p>
+      <w:pPr>
+        <w:spacing w:after="200" w:before="100" w:line="240" w:lineRule="auto"/>
+        <w:ind w:left="300"/>
+      </w:pPr>
+      <w:r>
+        <w:rPr>
+          <w:rFonts w:ascii="Courier New" w:cs="Courier New" w:eastAsia="Courier New" w:hAnsi="Courier New"/>
+          <w:sz w:val="18"/>
+          <w:szCs w:val="18"/>
+        </w:rPr>
+        <w:t xml:space="preserve">pio run -t upload -v</w:t>
+      </w:r>
+    </w:p>
+    <w:p>
+      <w:pPr>
+        <w:spacing w:after="160" w:before="0" w:line="264" w:lineRule="auto"/>
+        <w:jc w:val="both"/>
+      </w:pPr>
+      <w:r>
+        <w:rPr>
+          <w:rFonts w:ascii="Arial" w:cs="Arial" w:eastAsia="Arial" w:hAnsi="Arial"/>
+          <w:sz w:val="21"/>
+          <w:szCs w:val="21"/>
+        </w:rPr>
+        <w:t xml:space="preserve">Essa linha de comando (algo como esptool.py --chip esp32 --port COMx --baud 460800 write_flash 0x1000 bootloader.bin 0x8000 partitions.bin 0x10000 firmware.bin — os endereços exatos podem variar conforme a tabela de partições do projeto) é a que será reutilizada offline na seção 4.2, apenas trocando a porta COM.</w:t>
+      </w:r>
+    </w:p>
+    <w:p>
+      <w:pPr>
+        <w:spacing w:after="100" w:line="264" w:lineRule="auto"/>
+        <w:ind w:left="500" w:hanging="300"/>
+        <w:jc w:val="both"/>
+      </w:pPr>
+      <w:r>
+        <w:rPr>
+          <w:rFonts w:ascii="Arial" w:cs="Arial" w:eastAsia="Arial" w:hAnsi="Arial"/>
+          <w:b/>
+          <w:bCs/>
+          <w:sz w:val="21"/>
+          <w:szCs w:val="21"/>
+        </w:rPr>
+        <w:t xml:space="preserve">4. </w:t>
+      </w:r>
+      <w:r>
+        <w:rPr>
+          <w:rFonts w:ascii="Arial" w:cs="Arial" w:eastAsia="Arial" w:hAnsi="Arial"/>
+          <w:sz w:val="21"/>
+          <w:szCs w:val="21"/>
+        </w:rPr>
+        <w:t xml:space="preserve">Gravar os três arquivos .bin, o esptool (standalone para Windows, baixado em https://github.com/espressif/esptool/releases) e a linha de comando anotada na mídia, e arquivar no repositório físico da fábrica, identificados com a versão do firmware (FIRMWARE_VERSION).</w:t>
+      </w:r>
+    </w:p>
     <w:sectPr>
       <w:headerReference w:type="default" r:id="rId7"/>
       <w:footerReference w:type="default" r:id="rId8"/>
